--- a/PPW-RCT-Survey.docx
+++ b/PPW-RCT-Survey.docx
@@ -23,7 +23,7 @@
         <w:pStyle w:val="Date"/>
       </w:pPr>
       <w:r>
-        <w:t xml:space="preserve">2026-10-07</w:t>
+        <w:t xml:space="preserve">2026-10-08</w:t>
       </w:r>
     </w:p>
     <w:bookmarkStart w:id="15" w:name="enrollment-status"/>
@@ -203,7 +203,7 @@
               <w:pStyle w:pstlname="Normal"/>
             </w:pPr>
             <w:r>
-              <w:t>2487</w:t>
+              <w:t>2497</w:t>
             </w:r>
           </w:p>
         </w:tc>
@@ -213,7 +213,7 @@
               <w:pStyle w:pstlname="Normal"/>
             </w:pPr>
             <w:r>
-              <w:t>2396</w:t>
+              <w:t>2406</w:t>
             </w:r>
           </w:p>
         </w:tc>
@@ -243,7 +243,7 @@
               <w:pStyle w:pstlname="Normal"/>
             </w:pPr>
             <w:r>
-              <w:t>96.3%</w:t>
+              <w:t>96.4%</w:t>
             </w:r>
           </w:p>
         </w:tc>
@@ -265,7 +265,7 @@
               <w:pStyle w:pstlname="Normal"/>
             </w:pPr>
             <w:r>
-              <w:t>2377</w:t>
+              <w:t>2384</w:t>
             </w:r>
           </w:p>
         </w:tc>
@@ -275,7 +275,7 @@
               <w:pStyle w:pstlname="Normal"/>
             </w:pPr>
             <w:r>
-              <w:t>2072</w:t>
+              <w:t>2086</w:t>
             </w:r>
           </w:p>
         </w:tc>
@@ -285,7 +285,7 @@
               <w:pStyle w:pstlname="Normal"/>
             </w:pPr>
             <w:r>
-              <w:t>75</w:t>
+              <w:t>76</w:t>
             </w:r>
           </w:p>
         </w:tc>
@@ -295,7 +295,7 @@
               <w:pStyle w:pstlname="Normal"/>
             </w:pPr>
             <w:r>
-              <w:t>230</w:t>
+              <w:t>222</w:t>
             </w:r>
           </w:p>
         </w:tc>
@@ -305,7 +305,7 @@
               <w:pStyle w:pstlname="Normal"/>
             </w:pPr>
             <w:r>
-              <w:t>87.2%</w:t>
+              <w:t>87.5%</w:t>
             </w:r>
           </w:p>
         </w:tc>
@@ -327,7 +327,7 @@
               <w:pStyle w:pstlname="Normal"/>
             </w:pPr>
             <w:r>
-              <w:t>1941</w:t>
+              <w:t>1953</w:t>
             </w:r>
           </w:p>
         </w:tc>
@@ -337,7 +337,7 @@
               <w:pStyle w:pstlname="Normal"/>
             </w:pPr>
             <w:r>
-              <w:t>1631</w:t>
+              <w:t>1635</w:t>
             </w:r>
           </w:p>
         </w:tc>
@@ -357,7 +357,7 @@
               <w:pStyle w:pstlname="Normal"/>
             </w:pPr>
             <w:r>
-              <w:t>264</w:t>
+              <w:t>272</w:t>
             </w:r>
           </w:p>
         </w:tc>
@@ -367,7 +367,7 @@
               <w:pStyle w:pstlname="Normal"/>
             </w:pPr>
             <w:r>
-              <w:t>84.0%</w:t>
+              <w:t>83.7%</w:t>
             </w:r>
           </w:p>
         </w:tc>
@@ -10025,7 +10025,7 @@
                 <w:rFonts w:ascii="Calibri" w:hAnsi="Calibri"/>
                 <w:sz w:val="20"/>
               </w:rPr>
-              <w:t xml:space="default">24 (39.3%)</w:t>
+              <w:t xml:space="default">25 (41.0%)</w:t>
             </w:r>
           </w:p>
         </w:tc>
@@ -11854,7 +11854,7 @@
                 <w:szCs w:val="22"/>
                 <w:color w:val="000000"/>
               </w:rPr>
-              <w:t xml:space="preserve">51 (24.8%)</w:t>
+              <w:t xml:space="preserve">51 (24.6%)</w:t>
             </w:r>
           </w:p>
         </w:tc>
@@ -11908,7 +11908,7 @@
                 <w:szCs w:val="22"/>
                 <w:color w:val="000000"/>
               </w:rPr>
-              <w:t xml:space="preserve">155 (75.2%)</w:t>
+              <w:t xml:space="preserve">156 (75.4%)</w:t>
             </w:r>
           </w:p>
         </w:tc>
@@ -17120,7 +17120,7 @@
                 <w:rFonts w:ascii="Calibri" w:hAnsi="Calibri"/>
                 <w:sz w:val="20"/>
               </w:rPr>
-              <w:t xml:space="preserve">N = 51</w:t>
+              <w:t xml:space="preserve">N = 50</w:t>
             </w:r>
             <w:r>
               <w:rPr>
@@ -17183,7 +17183,7 @@
                 <w:rFonts w:ascii="Calibri" w:hAnsi="Calibri"/>
                 <w:sz w:val="20"/>
               </w:rPr>
-              <w:t xml:space="default">51</w:t>
+              <w:t xml:space="default">50</w:t>
             </w:r>
           </w:p>
         </w:tc>
@@ -17284,7 +17284,7 @@
                 <w:rFonts w:ascii="Calibri" w:hAnsi="Calibri"/>
                 <w:sz w:val="20"/>
               </w:rPr>
-              <w:t xml:space="default">23 (45.1%)</w:t>
+              <w:t xml:space="default">22 (44.0%)</w:t>
             </w:r>
           </w:p>
         </w:tc>
@@ -17361,7 +17361,7 @@
                 <w:rFonts w:ascii="Calibri" w:hAnsi="Calibri"/>
                 <w:sz w:val="20"/>
               </w:rPr>
-              <w:t xml:space="default">11 (21.6%)</w:t>
+              <w:t xml:space="default">11 (22.0%)</w:t>
             </w:r>
           </w:p>
         </w:tc>
@@ -17438,7 +17438,7 @@
                 <w:rFonts w:ascii="Calibri" w:hAnsi="Calibri"/>
                 <w:sz w:val="20"/>
               </w:rPr>
-              <w:t xml:space="default">10 (19.6%)</w:t>
+              <w:t xml:space="default">10 (20.0%)</w:t>
             </w:r>
           </w:p>
         </w:tc>
@@ -17515,7 +17515,7 @@
                 <w:rFonts w:ascii="Calibri" w:hAnsi="Calibri"/>
                 <w:sz w:val="20"/>
               </w:rPr>
-              <w:t xml:space="default">6 (11.8%)</w:t>
+              <w:t xml:space="default">6 (12.0%)</w:t>
             </w:r>
           </w:p>
         </w:tc>
@@ -17858,7 +17858,7 @@
                 <w:rFonts w:ascii="Calibri" w:hAnsi="Calibri"/>
                 <w:sz w:val="20"/>
               </w:rPr>
-              <w:t xml:space="preserve">N = 2,488</w:t>
+              <w:t xml:space="preserve">N = 2,498</w:t>
             </w:r>
             <w:r>
               <w:rPr>
@@ -17920,31 +17920,31 @@
                 <w:rFonts w:ascii="Calibri" w:hAnsi="Calibri"/>
                 <w:sz w:val="20"/>
               </w:rPr>
-              <w:t xml:space="default">2,394</w:t>
-            </w:r>
-          </w:p>
-        </w:tc>
-        <w:tc>
-          <w:tcPr>
-            <w:tcBorders>
-              <w:top w:val="single" w:space="0" w:color="D3D3D3"/>
-              <w:bottom w:val="single" w:space="0" w:color="D3D3D3"/>
-              <w:start w:val="single" w:space="0" w:color="D3D3D3"/>
-              <w:end w:val="single" w:space="0" w:color="D3D3D3"/>
-            </w:tcBorders>
-          </w:tcPr>
-          <w:p>
-            <w:pPr>
-              <w:spacing w:before="0" w:after="60"/>
-              <w:keepNext/>
-              <w:jc w:val="center"/>
-            </w:pPr>
-            <w:r>
-              <w:rPr>
-                <w:rFonts w:ascii="Calibri" w:hAnsi="Calibri"/>
-                <w:sz w:val="20"/>
-              </w:rPr>
-              <w:t xml:space="default">2,361 (98.6%)</w:t>
+              <w:t xml:space="default">2,404</w:t>
+            </w:r>
+          </w:p>
+        </w:tc>
+        <w:tc>
+          <w:tcPr>
+            <w:tcBorders>
+              <w:top w:val="single" w:space="0" w:color="D3D3D3"/>
+              <w:bottom w:val="single" w:space="0" w:color="D3D3D3"/>
+              <w:start w:val="single" w:space="0" w:color="D3D3D3"/>
+              <w:end w:val="single" w:space="0" w:color="D3D3D3"/>
+            </w:tcBorders>
+          </w:tcPr>
+          <w:p>
+            <w:pPr>
+              <w:spacing w:before="0" w:after="60"/>
+              <w:keepNext/>
+              <w:jc w:val="center"/>
+            </w:pPr>
+            <w:r>
+              <w:rPr>
+                <w:rFonts w:ascii="Calibri" w:hAnsi="Calibri"/>
+                <w:sz w:val="20"/>
+              </w:rPr>
+              <w:t xml:space="default">2,371 (98.6%)</w:t>
             </w:r>
           </w:p>
         </w:tc>
@@ -17997,7 +17997,7 @@
                 <w:rFonts w:ascii="Calibri" w:hAnsi="Calibri"/>
                 <w:sz w:val="20"/>
               </w:rPr>
-              <w:t xml:space="default">2,356</w:t>
+              <w:t xml:space="default">2,366</w:t>
             </w:r>
           </w:p>
         </w:tc>
@@ -18074,7 +18074,7 @@
                 <w:rFonts w:ascii="Calibri" w:hAnsi="Calibri"/>
                 <w:sz w:val="20"/>
               </w:rPr>
-              <w:t xml:space="default">2,363</w:t>
+              <w:t xml:space="default">2,373</w:t>
             </w:r>
           </w:p>
         </w:tc>
@@ -18175,7 +18175,7 @@
                 <w:rFonts w:ascii="Calibri" w:hAnsi="Calibri"/>
                 <w:sz w:val="20"/>
               </w:rPr>
-              <w:t xml:space="default">2,322 (98.3%)</w:t>
+              <w:t xml:space="default">2,332 (98.3%)</w:t>
             </w:r>
           </w:p>
         </w:tc>
@@ -18382,7 +18382,7 @@
                 <w:rFonts w:ascii="Calibri" w:hAnsi="Calibri"/>
                 <w:sz w:val="20"/>
               </w:rPr>
-              <w:t xml:space="default">2,363</w:t>
+              <w:t xml:space="default">2,373</w:t>
             </w:r>
           </w:p>
         </w:tc>
@@ -18483,7 +18483,7 @@
                 <w:rFonts w:ascii="Calibri" w:hAnsi="Calibri"/>
                 <w:sz w:val="20"/>
               </w:rPr>
-              <w:t xml:space="default">2,118 (89.6%)</w:t>
+              <w:t xml:space="default">2,128 (89.7%)</w:t>
             </w:r>
           </w:p>
         </w:tc>
@@ -18560,7 +18560,7 @@
                 <w:rFonts w:ascii="Calibri" w:hAnsi="Calibri"/>
                 <w:sz w:val="20"/>
               </w:rPr>
-              <w:t xml:space="default">245 (10.4%)</w:t>
+              <w:t xml:space="default">245 (10.3%)</w:t>
             </w:r>
           </w:p>
         </w:tc>
@@ -18815,7 +18815,7 @@
                 <w:rFonts w:ascii="Calibri" w:hAnsi="Calibri"/>
                 <w:sz w:val="20"/>
               </w:rPr>
-              <w:t xml:space="preserve">N = 374</w:t>
+              <w:t xml:space="preserve">N = 377</w:t>
             </w:r>
             <w:r>
               <w:rPr>
@@ -18869,7 +18869,7 @@
                 <w:rFonts w:ascii="Calibri" w:hAnsi="Calibri"/>
                 <w:sz w:val="20"/>
               </w:rPr>
-              <w:t xml:space="preserve">N = 2,114</w:t>
+              <w:t xml:space="preserve">N = 2,121</w:t>
             </w:r>
             <w:r>
               <w:rPr>
@@ -18932,7 +18932,7 @@
                 <w:rFonts w:ascii="Calibri" w:hAnsi="Calibri"/>
                 <w:sz w:val="20"/>
               </w:rPr>
-              <w:t xml:space="default">2,389</w:t>
+              <w:t xml:space="default">2,399</w:t>
             </w:r>
           </w:p>
         </w:tc>
@@ -19058,31 +19058,31 @@
                 <w:rFonts w:ascii="Calibri" w:hAnsi="Calibri"/>
                 <w:sz w:val="20"/>
               </w:rPr>
-              <w:t xml:space="default">341 (95.8%)</w:t>
-            </w:r>
-          </w:p>
-        </w:tc>
-        <w:tc>
-          <w:tcPr>
-            <w:tcBorders>
-              <w:top w:val="single" w:space="0" w:color="D3D3D3"/>
-              <w:bottom w:val="single" w:space="0" w:color="D3D3D3"/>
-              <w:start w:val="single" w:space="0" w:color="D3D3D3"/>
-              <w:end w:val="single" w:space="0" w:color="D3D3D3"/>
-            </w:tcBorders>
-          </w:tcPr>
-          <w:p>
-            <w:pPr>
-              <w:spacing w:before="0" w:after="60"/>
-              <w:keepNext/>
-              <w:jc w:val="center"/>
-            </w:pPr>
-            <w:r>
-              <w:rPr>
-                <w:rFonts w:ascii="Calibri" w:hAnsi="Calibri"/>
-                <w:sz w:val="20"/>
-              </w:rPr>
-              <w:t xml:space="default">1,989 (97.8%)</w:t>
+              <w:t xml:space="default">344 (95.8%)</w:t>
+            </w:r>
+          </w:p>
+        </w:tc>
+        <w:tc>
+          <w:tcPr>
+            <w:tcBorders>
+              <w:top w:val="single" w:space="0" w:color="D3D3D3"/>
+              <w:bottom w:val="single" w:space="0" w:color="D3D3D3"/>
+              <w:start w:val="single" w:space="0" w:color="D3D3D3"/>
+              <w:end w:val="single" w:space="0" w:color="D3D3D3"/>
+            </w:tcBorders>
+          </w:tcPr>
+          <w:p>
+            <w:pPr>
+              <w:spacing w:before="0" w:after="60"/>
+              <w:keepNext/>
+              <w:jc w:val="center"/>
+            </w:pPr>
+            <w:r>
+              <w:rPr>
+                <w:rFonts w:ascii="Calibri" w:hAnsi="Calibri"/>
+                <w:sz w:val="20"/>
+              </w:rPr>
+              <w:t xml:space="default">1,996 (97.8%)</w:t>
             </w:r>
           </w:p>
         </w:tc>
@@ -19238,7 +19238,7 @@
                 <w:rFonts w:ascii="Calibri" w:hAnsi="Calibri"/>
                 <w:sz w:val="20"/>
               </w:rPr>
-              <w:t xml:space="default">2,360</w:t>
+              <w:t xml:space="default">2,370</w:t>
             </w:r>
           </w:p>
         </w:tc>
@@ -19364,31 +19364,31 @@
                 <w:rFonts w:ascii="Calibri" w:hAnsi="Calibri"/>
                 <w:sz w:val="20"/>
               </w:rPr>
-              <w:t xml:space="default">179 (51.4%)</w:t>
-            </w:r>
-          </w:p>
-        </w:tc>
-        <w:tc>
-          <w:tcPr>
-            <w:tcBorders>
-              <w:top w:val="single" w:space="0" w:color="D3D3D3"/>
-              <w:bottom w:val="single" w:space="0" w:color="D3D3D3"/>
-              <w:start w:val="single" w:space="0" w:color="D3D3D3"/>
-              <w:end w:val="single" w:space="0" w:color="D3D3D3"/>
-            </w:tcBorders>
-          </w:tcPr>
-          <w:p>
-            <w:pPr>
-              <w:spacing w:before="0" w:after="60"/>
-              <w:keepNext/>
-              <w:jc w:val="center"/>
-            </w:pPr>
-            <w:r>
-              <w:rPr>
-                <w:rFonts w:ascii="Calibri" w:hAnsi="Calibri"/>
-                <w:sz w:val="20"/>
-              </w:rPr>
-              <w:t xml:space="default">1,044 (51.9%)</w:t>
+              <w:t xml:space="default">182 (51.9%)</w:t>
+            </w:r>
+          </w:p>
+        </w:tc>
+        <w:tc>
+          <w:tcPr>
+            <w:tcBorders>
+              <w:top w:val="single" w:space="0" w:color="D3D3D3"/>
+              <w:bottom w:val="single" w:space="0" w:color="D3D3D3"/>
+              <w:start w:val="single" w:space="0" w:color="D3D3D3"/>
+              <w:end w:val="single" w:space="0" w:color="D3D3D3"/>
+            </w:tcBorders>
+          </w:tcPr>
+          <w:p>
+            <w:pPr>
+              <w:spacing w:before="0" w:after="60"/>
+              <w:keepNext/>
+              <w:jc w:val="center"/>
+            </w:pPr>
+            <w:r>
+              <w:rPr>
+                <w:rFonts w:ascii="Calibri" w:hAnsi="Calibri"/>
+                <w:sz w:val="20"/>
+              </w:rPr>
+              <w:t xml:space="default">1,050 (52.0%)</w:t>
             </w:r>
           </w:p>
         </w:tc>
@@ -19466,31 +19466,31 @@
                 <w:rFonts w:ascii="Calibri" w:hAnsi="Calibri"/>
                 <w:sz w:val="20"/>
               </w:rPr>
-              <w:t xml:space="default">169 (48.6%)</w:t>
-            </w:r>
-          </w:p>
-        </w:tc>
-        <w:tc>
-          <w:tcPr>
-            <w:tcBorders>
-              <w:top w:val="single" w:space="0" w:color="D3D3D3"/>
-              <w:bottom w:val="single" w:space="0" w:color="D3D3D3"/>
-              <w:start w:val="single" w:space="0" w:color="D3D3D3"/>
-              <w:end w:val="single" w:space="0" w:color="D3D3D3"/>
-            </w:tcBorders>
-          </w:tcPr>
-          <w:p>
-            <w:pPr>
-              <w:spacing w:before="0" w:after="60"/>
-              <w:keepNext/>
-              <w:jc w:val="center"/>
-            </w:pPr>
-            <w:r>
-              <w:rPr>
-                <w:rFonts w:ascii="Calibri" w:hAnsi="Calibri"/>
-                <w:sz w:val="20"/>
-              </w:rPr>
-              <w:t xml:space="default">968 (48.1%)</w:t>
+              <w:t xml:space="default">169 (48.1%)</w:t>
+            </w:r>
+          </w:p>
+        </w:tc>
+        <w:tc>
+          <w:tcPr>
+            <w:tcBorders>
+              <w:top w:val="single" w:space="0" w:color="D3D3D3"/>
+              <w:bottom w:val="single" w:space="0" w:color="D3D3D3"/>
+              <w:start w:val="single" w:space="0" w:color="D3D3D3"/>
+              <w:end w:val="single" w:space="0" w:color="D3D3D3"/>
+            </w:tcBorders>
+          </w:tcPr>
+          <w:p>
+            <w:pPr>
+              <w:spacing w:before="0" w:after="60"/>
+              <w:keepNext/>
+              <w:jc w:val="center"/>
+            </w:pPr>
+            <w:r>
+              <w:rPr>
+                <w:rFonts w:ascii="Calibri" w:hAnsi="Calibri"/>
+                <w:sz w:val="20"/>
+              </w:rPr>
+              <w:t xml:space="default">969 (48.0%)</w:t>
             </w:r>
           </w:p>
         </w:tc>
@@ -19544,7 +19544,7 @@
                 <w:rFonts w:ascii="Calibri" w:hAnsi="Calibri"/>
                 <w:sz w:val="20"/>
               </w:rPr>
-              <w:t xml:space="default">2,153</w:t>
+              <w:t xml:space="default">2,161</w:t>
             </w:r>
           </w:p>
         </w:tc>
@@ -19646,7 +19646,7 @@
                 <w:rFonts w:ascii="Calibri" w:hAnsi="Calibri"/>
                 <w:sz w:val="20"/>
               </w:rPr>
-              <w:t xml:space="default">1,343</w:t>
+              <w:t xml:space="default">1,348</w:t>
             </w:r>
           </w:p>
         </w:tc>
@@ -19748,7 +19748,7 @@
                 <w:rFonts w:ascii="Calibri" w:hAnsi="Calibri"/>
                 <w:sz w:val="20"/>
               </w:rPr>
-              <w:t xml:space="default">2,346</w:t>
+              <w:t xml:space="default">2,356</w:t>
             </w:r>
           </w:p>
         </w:tc>
@@ -19850,55 +19850,55 @@
                 <w:rFonts w:ascii="Calibri" w:hAnsi="Calibri"/>
                 <w:sz w:val="20"/>
               </w:rPr>
-              <w:t xml:space="default">2,381</w:t>
-            </w:r>
-          </w:p>
-        </w:tc>
-        <w:tc>
-          <w:tcPr>
-            <w:tcBorders>
-              <w:top w:val="single" w:space="0" w:color="D3D3D3"/>
-              <w:bottom w:val="single" w:space="0" w:color="D3D3D3"/>
-              <w:start w:val="single" w:space="0" w:color="D3D3D3"/>
-              <w:end w:val="single" w:space="0" w:color="D3D3D3"/>
-            </w:tcBorders>
-          </w:tcPr>
-          <w:p>
-            <w:pPr>
-              <w:spacing w:before="0" w:after="60"/>
-              <w:keepNext/>
-              <w:jc w:val="center"/>
-            </w:pPr>
-            <w:r>
-              <w:rPr>
-                <w:rFonts w:ascii="Calibri" w:hAnsi="Calibri"/>
-                <w:sz w:val="20"/>
-              </w:rPr>
-              <w:t xml:space="default">22 (6.2%)</w:t>
-            </w:r>
-          </w:p>
-        </w:tc>
-        <w:tc>
-          <w:tcPr>
-            <w:tcBorders>
-              <w:top w:val="single" w:space="0" w:color="D3D3D3"/>
-              <w:bottom w:val="single" w:space="0" w:color="D3D3D3"/>
-              <w:start w:val="single" w:space="0" w:color="D3D3D3"/>
-              <w:end w:val="single" w:space="0" w:color="D3D3D3"/>
-            </w:tcBorders>
-          </w:tcPr>
-          <w:p>
-            <w:pPr>
-              <w:spacing w:before="0" w:after="60"/>
-              <w:keepNext/>
-              <w:jc w:val="center"/>
-            </w:pPr>
-            <w:r>
-              <w:rPr>
-                <w:rFonts w:ascii="Calibri" w:hAnsi="Calibri"/>
-                <w:sz w:val="20"/>
-              </w:rPr>
-              <w:t xml:space="default">135 (6.7%)</w:t>
+              <w:t xml:space="default">2,391</w:t>
+            </w:r>
+          </w:p>
+        </w:tc>
+        <w:tc>
+          <w:tcPr>
+            <w:tcBorders>
+              <w:top w:val="single" w:space="0" w:color="D3D3D3"/>
+              <w:bottom w:val="single" w:space="0" w:color="D3D3D3"/>
+              <w:start w:val="single" w:space="0" w:color="D3D3D3"/>
+              <w:end w:val="single" w:space="0" w:color="D3D3D3"/>
+            </w:tcBorders>
+          </w:tcPr>
+          <w:p>
+            <w:pPr>
+              <w:spacing w:before="0" w:after="60"/>
+              <w:keepNext/>
+              <w:jc w:val="center"/>
+            </w:pPr>
+            <w:r>
+              <w:rPr>
+                <w:rFonts w:ascii="Calibri" w:hAnsi="Calibri"/>
+                <w:sz w:val="20"/>
+              </w:rPr>
+              <w:t xml:space="default">22 (6.1%)</w:t>
+            </w:r>
+          </w:p>
+        </w:tc>
+        <w:tc>
+          <w:tcPr>
+            <w:tcBorders>
+              <w:top w:val="single" w:space="0" w:color="D3D3D3"/>
+              <w:bottom w:val="single" w:space="0" w:color="D3D3D3"/>
+              <w:start w:val="single" w:space="0" w:color="D3D3D3"/>
+              <w:end w:val="single" w:space="0" w:color="D3D3D3"/>
+            </w:tcBorders>
+          </w:tcPr>
+          <w:p>
+            <w:pPr>
+              <w:spacing w:before="0" w:after="60"/>
+              <w:keepNext/>
+              <w:jc w:val="center"/>
+            </w:pPr>
+            <w:r>
+              <w:rPr>
+                <w:rFonts w:ascii="Calibri" w:hAnsi="Calibri"/>
+                <w:sz w:val="20"/>
+              </w:rPr>
+              <w:t xml:space="default">135 (6.6%)</w:t>
             </w:r>
           </w:p>
         </w:tc>
@@ -19952,7 +19952,7 @@
                 <w:rFonts w:ascii="Calibri" w:hAnsi="Calibri"/>
                 <w:sz w:val="20"/>
               </w:rPr>
-              <w:t xml:space="default">2,379</w:t>
+              <w:t xml:space="default">2,389</w:t>
             </w:r>
           </w:p>
         </w:tc>
@@ -20054,55 +20054,55 @@
                 <w:rFonts w:ascii="Calibri" w:hAnsi="Calibri"/>
                 <w:sz w:val="20"/>
               </w:rPr>
-              <w:t xml:space="default">2,330</w:t>
-            </w:r>
-          </w:p>
-        </w:tc>
-        <w:tc>
-          <w:tcPr>
-            <w:tcBorders>
-              <w:top w:val="single" w:space="0" w:color="D3D3D3"/>
-              <w:bottom w:val="single" w:space="0" w:color="D3D3D3"/>
-              <w:start w:val="single" w:space="0" w:color="D3D3D3"/>
-              <w:end w:val="single" w:space="0" w:color="D3D3D3"/>
-            </w:tcBorders>
-          </w:tcPr>
-          <w:p>
-            <w:pPr>
-              <w:spacing w:before="0" w:after="60"/>
-              <w:keepNext/>
-              <w:jc w:val="center"/>
-            </w:pPr>
-            <w:r>
-              <w:rPr>
-                <w:rFonts w:ascii="Calibri" w:hAnsi="Calibri"/>
-                <w:sz w:val="20"/>
-              </w:rPr>
-              <w:t xml:space="default">339 (99.4%)</w:t>
-            </w:r>
-          </w:p>
-        </w:tc>
-        <w:tc>
-          <w:tcPr>
-            <w:tcBorders>
-              <w:top w:val="single" w:space="0" w:color="D3D3D3"/>
-              <w:bottom w:val="single" w:space="0" w:color="D3D3D3"/>
-              <w:start w:val="single" w:space="0" w:color="D3D3D3"/>
-              <w:end w:val="single" w:space="0" w:color="D3D3D3"/>
-            </w:tcBorders>
-          </w:tcPr>
-          <w:p>
-            <w:pPr>
-              <w:spacing w:before="0" w:after="60"/>
-              <w:keepNext/>
-              <w:jc w:val="center"/>
-            </w:pPr>
-            <w:r>
-              <w:rPr>
-                <w:rFonts w:ascii="Calibri" w:hAnsi="Calibri"/>
-                <w:sz w:val="20"/>
-              </w:rPr>
-              <w:t xml:space="default">1,981 (99.6%)</w:t>
+              <w:t xml:space="default">2,340</w:t>
+            </w:r>
+          </w:p>
+        </w:tc>
+        <w:tc>
+          <w:tcPr>
+            <w:tcBorders>
+              <w:top w:val="single" w:space="0" w:color="D3D3D3"/>
+              <w:bottom w:val="single" w:space="0" w:color="D3D3D3"/>
+              <w:start w:val="single" w:space="0" w:color="D3D3D3"/>
+              <w:end w:val="single" w:space="0" w:color="D3D3D3"/>
+            </w:tcBorders>
+          </w:tcPr>
+          <w:p>
+            <w:pPr>
+              <w:spacing w:before="0" w:after="60"/>
+              <w:keepNext/>
+              <w:jc w:val="center"/>
+            </w:pPr>
+            <w:r>
+              <w:rPr>
+                <w:rFonts w:ascii="Calibri" w:hAnsi="Calibri"/>
+                <w:sz w:val="20"/>
+              </w:rPr>
+              <w:t xml:space="default">342 (99.4%)</w:t>
+            </w:r>
+          </w:p>
+        </w:tc>
+        <w:tc>
+          <w:tcPr>
+            <w:tcBorders>
+              <w:top w:val="single" w:space="0" w:color="D3D3D3"/>
+              <w:bottom w:val="single" w:space="0" w:color="D3D3D3"/>
+              <w:start w:val="single" w:space="0" w:color="D3D3D3"/>
+              <w:end w:val="single" w:space="0" w:color="D3D3D3"/>
+            </w:tcBorders>
+          </w:tcPr>
+          <w:p>
+            <w:pPr>
+              <w:spacing w:before="0" w:after="60"/>
+              <w:keepNext/>
+              <w:jc w:val="center"/>
+            </w:pPr>
+            <w:r>
+              <w:rPr>
+                <w:rFonts w:ascii="Calibri" w:hAnsi="Calibri"/>
+                <w:sz w:val="20"/>
+              </w:rPr>
+              <w:t xml:space="default">1,988 (99.6%)</w:t>
             </w:r>
           </w:p>
         </w:tc>
@@ -20156,7 +20156,7 @@
                 <w:rFonts w:ascii="Calibri" w:hAnsi="Calibri"/>
                 <w:sz w:val="20"/>
               </w:rPr>
-              <w:t xml:space="default">2,321</w:t>
+              <w:t xml:space="default">2,331</w:t>
             </w:r>
           </w:p>
         </w:tc>
@@ -20258,7 +20258,7 @@
                 <w:rFonts w:ascii="Calibri" w:hAnsi="Calibri"/>
                 <w:sz w:val="20"/>
               </w:rPr>
-              <w:t xml:space="default">344</w:t>
+              <w:t xml:space="default">347</w:t>
             </w:r>
           </w:p>
         </w:tc>
@@ -20384,7 +20384,7 @@
                 <w:rFonts w:ascii="Calibri" w:hAnsi="Calibri"/>
                 <w:sz w:val="20"/>
               </w:rPr>
-              <w:t xml:space="default">20 (5.9%)</w:t>
+              <w:t xml:space="default">20 (5.8%)</w:t>
             </w:r>
           </w:p>
         </w:tc>
@@ -20486,7 +20486,7 @@
                 <w:rFonts w:ascii="Calibri" w:hAnsi="Calibri"/>
                 <w:sz w:val="20"/>
               </w:rPr>
-              <w:t xml:space="default">317 (93.5%)</w:t>
+              <w:t xml:space="default">320 (93.6%)</w:t>
             </w:r>
           </w:p>
         </w:tc>
@@ -20666,31 +20666,31 @@
                 <w:rFonts w:ascii="Calibri" w:hAnsi="Calibri"/>
                 <w:sz w:val="20"/>
               </w:rPr>
-              <w:t xml:space="default">344</w:t>
-            </w:r>
-          </w:p>
-        </w:tc>
-        <w:tc>
-          <w:tcPr>
-            <w:tcBorders>
-              <w:top w:val="single" w:space="0" w:color="D3D3D3"/>
-              <w:bottom w:val="single" w:space="0" w:color="D3D3D3"/>
-              <w:start w:val="single" w:space="0" w:color="D3D3D3"/>
-              <w:end w:val="single" w:space="0" w:color="D3D3D3"/>
-            </w:tcBorders>
-          </w:tcPr>
-          <w:p>
-            <w:pPr>
-              <w:spacing w:before="0" w:after="60"/>
-              <w:keepNext/>
-              <w:jc w:val="center"/>
-            </w:pPr>
-            <w:r>
-              <w:rPr>
-                <w:rFonts w:ascii="Calibri" w:hAnsi="Calibri"/>
-                <w:sz w:val="20"/>
-              </w:rPr>
-              <w:t xml:space="default">334 (97.9%)</w:t>
+              <w:t xml:space="default">347</w:t>
+            </w:r>
+          </w:p>
+        </w:tc>
+        <w:tc>
+          <w:tcPr>
+            <w:tcBorders>
+              <w:top w:val="single" w:space="0" w:color="D3D3D3"/>
+              <w:bottom w:val="single" w:space="0" w:color="D3D3D3"/>
+              <w:start w:val="single" w:space="0" w:color="D3D3D3"/>
+              <w:end w:val="single" w:space="0" w:color="D3D3D3"/>
+            </w:tcBorders>
+          </w:tcPr>
+          <w:p>
+            <w:pPr>
+              <w:spacing w:before="0" w:after="60"/>
+              <w:keepNext/>
+              <w:jc w:val="center"/>
+            </w:pPr>
+            <w:r>
+              <w:rPr>
+                <w:rFonts w:ascii="Calibri" w:hAnsi="Calibri"/>
+                <w:sz w:val="20"/>
+              </w:rPr>
+              <w:t xml:space="default">337 (98.0%)</w:t>
             </w:r>
           </w:p>
         </w:tc>
@@ -20768,31 +20768,31 @@
                 <w:rFonts w:ascii="Calibri" w:hAnsi="Calibri"/>
                 <w:sz w:val="20"/>
               </w:rPr>
-              <w:t xml:space="default">344</w:t>
-            </w:r>
-          </w:p>
-        </w:tc>
-        <w:tc>
-          <w:tcPr>
-            <w:tcBorders>
-              <w:top w:val="single" w:space="0" w:color="D3D3D3"/>
-              <w:bottom w:val="single" w:space="0" w:color="D3D3D3"/>
-              <w:start w:val="single" w:space="0" w:color="D3D3D3"/>
-              <w:end w:val="single" w:space="0" w:color="D3D3D3"/>
-            </w:tcBorders>
-          </w:tcPr>
-          <w:p>
-            <w:pPr>
-              <w:spacing w:before="0" w:after="60"/>
-              <w:keepNext/>
-              <w:jc w:val="center"/>
-            </w:pPr>
-            <w:r>
-              <w:rPr>
-                <w:rFonts w:ascii="Calibri" w:hAnsi="Calibri"/>
-                <w:sz w:val="20"/>
-              </w:rPr>
-              <w:t xml:space="default">282 (82.7%)</w:t>
+              <w:t xml:space="default">347</w:t>
+            </w:r>
+          </w:p>
+        </w:tc>
+        <w:tc>
+          <w:tcPr>
+            <w:tcBorders>
+              <w:top w:val="single" w:space="0" w:color="D3D3D3"/>
+              <w:bottom w:val="single" w:space="0" w:color="D3D3D3"/>
+              <w:start w:val="single" w:space="0" w:color="D3D3D3"/>
+              <w:end w:val="single" w:space="0" w:color="D3D3D3"/>
+            </w:tcBorders>
+          </w:tcPr>
+          <w:p>
+            <w:pPr>
+              <w:spacing w:before="0" w:after="60"/>
+              <w:keepNext/>
+              <w:jc w:val="center"/>
+            </w:pPr>
+            <w:r>
+              <w:rPr>
+                <w:rFonts w:ascii="Calibri" w:hAnsi="Calibri"/>
+                <w:sz w:val="20"/>
+              </w:rPr>
+              <w:t xml:space="default">285 (82.8%)</w:t>
             </w:r>
           </w:p>
         </w:tc>
@@ -21034,7 +21034,7 @@
                 <w:rFonts w:ascii="Calibri" w:hAnsi="Calibri"/>
                 <w:sz w:val="20"/>
               </w:rPr>
-              <w:t xml:space="preserve">N = 319</w:t>
+              <w:t xml:space="preserve">N = 321</w:t>
             </w:r>
             <w:r>
               <w:rPr>
@@ -21088,7 +21088,7 @@
                 <w:rFonts w:ascii="Calibri" w:hAnsi="Calibri"/>
                 <w:sz w:val="20"/>
               </w:rPr>
-              <w:t xml:space="preserve">N = 1,791</w:t>
+              <w:t xml:space="preserve">N = 1,804</w:t>
             </w:r>
             <w:r>
               <w:rPr>
@@ -21151,7 +21151,7 @@
                 <w:rFonts w:ascii="Calibri" w:hAnsi="Calibri"/>
                 <w:sz w:val="20"/>
               </w:rPr>
-              <w:t xml:space="default">2,069</w:t>
+              <w:t xml:space="default">2,083</w:t>
             </w:r>
           </w:p>
         </w:tc>
@@ -21277,31 +21277,31 @@
                 <w:rFonts w:ascii="Calibri" w:hAnsi="Calibri"/>
                 <w:sz w:val="20"/>
               </w:rPr>
-              <w:t xml:space="default">304 (96.2%)</w:t>
-            </w:r>
-          </w:p>
-        </w:tc>
-        <w:tc>
-          <w:tcPr>
-            <w:tcBorders>
-              <w:top w:val="single" w:space="0" w:color="D3D3D3"/>
-              <w:bottom w:val="single" w:space="0" w:color="D3D3D3"/>
-              <w:start w:val="single" w:space="0" w:color="D3D3D3"/>
-              <w:end w:val="single" w:space="0" w:color="D3D3D3"/>
-            </w:tcBorders>
-          </w:tcPr>
-          <w:p>
-            <w:pPr>
-              <w:spacing w:before="0" w:after="60"/>
-              <w:keepNext/>
-              <w:jc w:val="center"/>
-            </w:pPr>
-            <w:r>
-              <w:rPr>
-                <w:rFonts w:ascii="Calibri" w:hAnsi="Calibri"/>
-                <w:sz w:val="20"/>
-              </w:rPr>
-              <w:t xml:space="default">1,709 (97.5%)</w:t>
+              <w:t xml:space="default">305 (95.9%)</w:t>
+            </w:r>
+          </w:p>
+        </w:tc>
+        <w:tc>
+          <w:tcPr>
+            <w:tcBorders>
+              <w:top w:val="single" w:space="0" w:color="D3D3D3"/>
+              <w:bottom w:val="single" w:space="0" w:color="D3D3D3"/>
+              <w:start w:val="single" w:space="0" w:color="D3D3D3"/>
+              <w:end w:val="single" w:space="0" w:color="D3D3D3"/>
+            </w:tcBorders>
+          </w:tcPr>
+          <w:p>
+            <w:pPr>
+              <w:spacing w:before="0" w:after="60"/>
+              <w:keepNext/>
+              <w:jc w:val="center"/>
+            </w:pPr>
+            <w:r>
+              <w:rPr>
+                <w:rFonts w:ascii="Calibri" w:hAnsi="Calibri"/>
+                <w:sz w:val="20"/>
+              </w:rPr>
+              <w:t xml:space="default">1,721 (97.5%)</w:t>
             </w:r>
           </w:p>
         </w:tc>
@@ -21379,7 +21379,7 @@
                 <w:rFonts w:ascii="Calibri" w:hAnsi="Calibri"/>
                 <w:sz w:val="20"/>
               </w:rPr>
-              <w:t xml:space="default">12 (3.8%)</w:t>
+              <w:t xml:space="default">13 (4.1%)</w:t>
             </w:r>
           </w:p>
         </w:tc>
@@ -21457,55 +21457,55 @@
                 <w:rFonts w:ascii="Calibri" w:hAnsi="Calibri"/>
                 <w:sz w:val="20"/>
               </w:rPr>
-              <w:t xml:space="default">2,061</w:t>
-            </w:r>
-          </w:p>
-        </w:tc>
-        <w:tc>
-          <w:tcPr>
-            <w:tcBorders>
-              <w:top w:val="single" w:space="0" w:color="D3D3D3"/>
-              <w:bottom w:val="single" w:space="0" w:color="D3D3D3"/>
-              <w:start w:val="single" w:space="0" w:color="D3D3D3"/>
-              <w:end w:val="single" w:space="0" w:color="D3D3D3"/>
-            </w:tcBorders>
-          </w:tcPr>
-          <w:p>
-            <w:pPr>
-              <w:spacing w:before="0" w:after="60"/>
-              <w:keepNext/>
-              <w:jc w:val="center"/>
-            </w:pPr>
-            <w:r>
-              <w:rPr>
-                <w:rFonts w:ascii="Calibri" w:hAnsi="Calibri"/>
-                <w:sz w:val="20"/>
-              </w:rPr>
-              <w:t xml:space="default">30 (9.6%)</w:t>
-            </w:r>
-          </w:p>
-        </w:tc>
-        <w:tc>
-          <w:tcPr>
-            <w:tcBorders>
-              <w:top w:val="single" w:space="0" w:color="D3D3D3"/>
-              <w:bottom w:val="single" w:space="0" w:color="D3D3D3"/>
-              <w:start w:val="single" w:space="0" w:color="D3D3D3"/>
-              <w:end w:val="single" w:space="0" w:color="D3D3D3"/>
-            </w:tcBorders>
-          </w:tcPr>
-          <w:p>
-            <w:pPr>
-              <w:spacing w:before="0" w:after="60"/>
-              <w:keepNext/>
-              <w:jc w:val="center"/>
-            </w:pPr>
-            <w:r>
-              <w:rPr>
-                <w:rFonts w:ascii="Calibri" w:hAnsi="Calibri"/>
-                <w:sz w:val="20"/>
-              </w:rPr>
-              <w:t xml:space="default">196 (11.2%)</w:t>
+              <w:t xml:space="default">2,075</w:t>
+            </w:r>
+          </w:p>
+        </w:tc>
+        <w:tc>
+          <w:tcPr>
+            <w:tcBorders>
+              <w:top w:val="single" w:space="0" w:color="D3D3D3"/>
+              <w:bottom w:val="single" w:space="0" w:color="D3D3D3"/>
+              <w:start w:val="single" w:space="0" w:color="D3D3D3"/>
+              <w:end w:val="single" w:space="0" w:color="D3D3D3"/>
+            </w:tcBorders>
+          </w:tcPr>
+          <w:p>
+            <w:pPr>
+              <w:spacing w:before="0" w:after="60"/>
+              <w:keepNext/>
+              <w:jc w:val="center"/>
+            </w:pPr>
+            <w:r>
+              <w:rPr>
+                <w:rFonts w:ascii="Calibri" w:hAnsi="Calibri"/>
+                <w:sz w:val="20"/>
+              </w:rPr>
+              <w:t xml:space="default">30 (9.5%)</w:t>
+            </w:r>
+          </w:p>
+        </w:tc>
+        <w:tc>
+          <w:tcPr>
+            <w:tcBorders>
+              <w:top w:val="single" w:space="0" w:color="D3D3D3"/>
+              <w:bottom w:val="single" w:space="0" w:color="D3D3D3"/>
+              <w:start w:val="single" w:space="0" w:color="D3D3D3"/>
+              <w:end w:val="single" w:space="0" w:color="D3D3D3"/>
+            </w:tcBorders>
+          </w:tcPr>
+          <w:p>
+            <w:pPr>
+              <w:spacing w:before="0" w:after="60"/>
+              <w:keepNext/>
+              <w:jc w:val="center"/>
+            </w:pPr>
+            <w:r>
+              <w:rPr>
+                <w:rFonts w:ascii="Calibri" w:hAnsi="Calibri"/>
+                <w:sz w:val="20"/>
+              </w:rPr>
+              <w:t xml:space="default">196 (11.1%)</w:t>
             </w:r>
           </w:p>
         </w:tc>
@@ -21559,7 +21559,7 @@
                 <w:rFonts w:ascii="Calibri" w:hAnsi="Calibri"/>
                 <w:sz w:val="20"/>
               </w:rPr>
-              <w:t xml:space="default">2,061</w:t>
+              <w:t xml:space="default">2,074</w:t>
             </w:r>
           </w:p>
         </w:tc>
@@ -21661,55 +21661,55 @@
                 <w:rFonts w:ascii="Calibri" w:hAnsi="Calibri"/>
                 <w:sz w:val="20"/>
               </w:rPr>
-              <w:t xml:space="default">2,013</w:t>
-            </w:r>
-          </w:p>
-        </w:tc>
-        <w:tc>
-          <w:tcPr>
-            <w:tcBorders>
-              <w:top w:val="single" w:space="0" w:color="D3D3D3"/>
-              <w:bottom w:val="single" w:space="0" w:color="D3D3D3"/>
-              <w:start w:val="single" w:space="0" w:color="D3D3D3"/>
-              <w:end w:val="single" w:space="0" w:color="D3D3D3"/>
-            </w:tcBorders>
-          </w:tcPr>
-          <w:p>
-            <w:pPr>
-              <w:spacing w:before="0" w:after="60"/>
-              <w:keepNext/>
-              <w:jc w:val="center"/>
-            </w:pPr>
-            <w:r>
-              <w:rPr>
-                <w:rFonts w:ascii="Calibri" w:hAnsi="Calibri"/>
-                <w:sz w:val="20"/>
-              </w:rPr>
-              <w:t xml:space="default">296 (97.4%)</w:t>
-            </w:r>
-          </w:p>
-        </w:tc>
-        <w:tc>
-          <w:tcPr>
-            <w:tcBorders>
-              <w:top w:val="single" w:space="0" w:color="D3D3D3"/>
-              <w:bottom w:val="single" w:space="0" w:color="D3D3D3"/>
-              <w:start w:val="single" w:space="0" w:color="D3D3D3"/>
-              <w:end w:val="single" w:space="0" w:color="D3D3D3"/>
-            </w:tcBorders>
-          </w:tcPr>
-          <w:p>
-            <w:pPr>
-              <w:spacing w:before="0" w:after="60"/>
-              <w:keepNext/>
-              <w:jc w:val="center"/>
-            </w:pPr>
-            <w:r>
-              <w:rPr>
-                <w:rFonts w:ascii="Calibri" w:hAnsi="Calibri"/>
-                <w:sz w:val="20"/>
-              </w:rPr>
-              <w:t xml:space="default">1,692 (99.0%)</w:t>
+              <w:t xml:space="default">2,026</w:t>
+            </w:r>
+          </w:p>
+        </w:tc>
+        <w:tc>
+          <w:tcPr>
+            <w:tcBorders>
+              <w:top w:val="single" w:space="0" w:color="D3D3D3"/>
+              <w:bottom w:val="single" w:space="0" w:color="D3D3D3"/>
+              <w:start w:val="single" w:space="0" w:color="D3D3D3"/>
+              <w:end w:val="single" w:space="0" w:color="D3D3D3"/>
+            </w:tcBorders>
+          </w:tcPr>
+          <w:p>
+            <w:pPr>
+              <w:spacing w:before="0" w:after="60"/>
+              <w:keepNext/>
+              <w:jc w:val="center"/>
+            </w:pPr>
+            <w:r>
+              <w:rPr>
+                <w:rFonts w:ascii="Calibri" w:hAnsi="Calibri"/>
+                <w:sz w:val="20"/>
+              </w:rPr>
+              <w:t xml:space="default">297 (97.4%)</w:t>
+            </w:r>
+          </w:p>
+        </w:tc>
+        <w:tc>
+          <w:tcPr>
+            <w:tcBorders>
+              <w:top w:val="single" w:space="0" w:color="D3D3D3"/>
+              <w:bottom w:val="single" w:space="0" w:color="D3D3D3"/>
+              <w:start w:val="single" w:space="0" w:color="D3D3D3"/>
+              <w:end w:val="single" w:space="0" w:color="D3D3D3"/>
+            </w:tcBorders>
+          </w:tcPr>
+          <w:p>
+            <w:pPr>
+              <w:spacing w:before="0" w:after="60"/>
+              <w:keepNext/>
+              <w:jc w:val="center"/>
+            </w:pPr>
+            <w:r>
+              <w:rPr>
+                <w:rFonts w:ascii="Calibri" w:hAnsi="Calibri"/>
+                <w:sz w:val="20"/>
+              </w:rPr>
+              <w:t xml:space="default">1,704 (99.0%)</w:t>
             </w:r>
           </w:p>
         </w:tc>
@@ -21763,7 +21763,7 @@
                 <w:rFonts w:ascii="Calibri" w:hAnsi="Calibri"/>
                 <w:sz w:val="20"/>
               </w:rPr>
-              <w:t xml:space="default">1,987</w:t>
+              <w:t xml:space="default">2,000</w:t>
             </w:r>
           </w:p>
         </w:tc>
@@ -21991,31 +21991,31 @@
                 <w:rFonts w:ascii="Calibri" w:hAnsi="Calibri"/>
                 <w:sz w:val="20"/>
               </w:rPr>
-              <w:t xml:space="default">263 (88.9%)</w:t>
-            </w:r>
-          </w:p>
-        </w:tc>
-        <w:tc>
-          <w:tcPr>
-            <w:tcBorders>
-              <w:top w:val="single" w:space="0" w:color="D3D3D3"/>
-              <w:bottom w:val="single" w:space="0" w:color="D3D3D3"/>
-              <w:start w:val="single" w:space="0" w:color="D3D3D3"/>
-              <w:end w:val="single" w:space="0" w:color="D3D3D3"/>
-            </w:tcBorders>
-          </w:tcPr>
-          <w:p>
-            <w:pPr>
-              <w:spacing w:before="0" w:after="60"/>
-              <w:keepNext/>
-              <w:jc w:val="center"/>
-            </w:pPr>
-            <w:r>
-              <w:rPr>
-                <w:rFonts w:ascii="Calibri" w:hAnsi="Calibri"/>
-                <w:sz w:val="20"/>
-              </w:rPr>
-              <w:t xml:space="default">1,440 (85.2%)</w:t>
+              <w:t xml:space="default">264 (88.9%)</w:t>
+            </w:r>
+          </w:p>
+        </w:tc>
+        <w:tc>
+          <w:tcPr>
+            <w:tcBorders>
+              <w:top w:val="single" w:space="0" w:color="D3D3D3"/>
+              <w:bottom w:val="single" w:space="0" w:color="D3D3D3"/>
+              <w:start w:val="single" w:space="0" w:color="D3D3D3"/>
+              <w:end w:val="single" w:space="0" w:color="D3D3D3"/>
+            </w:tcBorders>
+          </w:tcPr>
+          <w:p>
+            <w:pPr>
+              <w:spacing w:before="0" w:after="60"/>
+              <w:keepNext/>
+              <w:jc w:val="center"/>
+            </w:pPr>
+            <w:r>
+              <w:rPr>
+                <w:rFonts w:ascii="Calibri" w:hAnsi="Calibri"/>
+                <w:sz w:val="20"/>
+              </w:rPr>
+              <w:t xml:space="default">1,451 (85.2%)</w:t>
             </w:r>
           </w:p>
         </w:tc>
@@ -22117,7 +22117,7 @@
                 <w:rFonts w:ascii="Calibri" w:hAnsi="Calibri"/>
                 <w:sz w:val="20"/>
               </w:rPr>
-              <w:t xml:space="default">249 (14.7%)</w:t>
+              <w:t xml:space="default">250 (14.7%)</w:t>
             </w:r>
           </w:p>
         </w:tc>
@@ -22171,7 +22171,7 @@
                 <w:rFonts w:ascii="Calibri" w:hAnsi="Calibri"/>
                 <w:sz w:val="20"/>
               </w:rPr>
-              <w:t xml:space="default">308</w:t>
+              <w:t xml:space="default">305</w:t>
             </w:r>
           </w:p>
         </w:tc>
@@ -22297,7 +22297,7 @@
                 <w:rFonts w:ascii="Calibri" w:hAnsi="Calibri"/>
                 <w:sz w:val="20"/>
               </w:rPr>
-              <w:t xml:space="default">178 (58.9%)</w:t>
+              <w:t xml:space="default">178 (58.7%)</w:t>
             </w:r>
           </w:p>
         </w:tc>
@@ -22399,31 +22399,31 @@
                 <w:rFonts w:ascii="Calibri" w:hAnsi="Calibri"/>
                 <w:sz w:val="20"/>
               </w:rPr>
-              <w:t xml:space="default">118 (39.1%)</w:t>
-            </w:r>
-          </w:p>
-        </w:tc>
-        <w:tc>
-          <w:tcPr>
-            <w:tcBorders>
-              <w:top w:val="single" w:space="0" w:color="D3D3D3"/>
-              <w:bottom w:val="single" w:space="0" w:color="D3D3D3"/>
-              <w:start w:val="single" w:space="0" w:color="D3D3D3"/>
-              <w:end w:val="single" w:space="0" w:color="D3D3D3"/>
-            </w:tcBorders>
-          </w:tcPr>
-          <w:p>
-            <w:pPr>
-              <w:spacing w:before="0" w:after="60"/>
-              <w:keepNext/>
-              <w:jc w:val="center"/>
-            </w:pPr>
-            <w:r>
-              <w:rPr>
-                <w:rFonts w:ascii="Calibri" w:hAnsi="Calibri"/>
-                <w:sz w:val="20"/>
-              </w:rPr>
-              <w:t xml:space="default">6 (100.0%)</w:t>
+              <w:t xml:space="default">119 (39.3%)</w:t>
+            </w:r>
+          </w:p>
+        </w:tc>
+        <w:tc>
+          <w:tcPr>
+            <w:tcBorders>
+              <w:top w:val="single" w:space="0" w:color="D3D3D3"/>
+              <w:bottom w:val="single" w:space="0" w:color="D3D3D3"/>
+              <w:start w:val="single" w:space="0" w:color="D3D3D3"/>
+              <w:end w:val="single" w:space="0" w:color="D3D3D3"/>
+            </w:tcBorders>
+          </w:tcPr>
+          <w:p>
+            <w:pPr>
+              <w:spacing w:before="0" w:after="60"/>
+              <w:keepNext/>
+              <w:jc w:val="center"/>
+            </w:pPr>
+            <w:r>
+              <w:rPr>
+                <w:rFonts w:ascii="Calibri" w:hAnsi="Calibri"/>
+                <w:sz w:val="20"/>
+              </w:rPr>
+              <w:t xml:space="default">2 (100.0%)</w:t>
             </w:r>
           </w:p>
         </w:tc>
@@ -22579,31 +22579,31 @@
                 <w:rFonts w:ascii="Calibri" w:hAnsi="Calibri"/>
                 <w:sz w:val="20"/>
               </w:rPr>
-              <w:t xml:space="default">308</w:t>
-            </w:r>
-          </w:p>
-        </w:tc>
-        <w:tc>
-          <w:tcPr>
-            <w:tcBorders>
-              <w:top w:val="single" w:space="0" w:color="D3D3D3"/>
-              <w:bottom w:val="single" w:space="0" w:color="D3D3D3"/>
-              <w:start w:val="single" w:space="0" w:color="D3D3D3"/>
-              <w:end w:val="single" w:space="0" w:color="D3D3D3"/>
-            </w:tcBorders>
-          </w:tcPr>
-          <w:p>
-            <w:pPr>
-              <w:spacing w:before="0" w:after="60"/>
-              <w:keepNext/>
-              <w:jc w:val="center"/>
-            </w:pPr>
-            <w:r>
-              <w:rPr>
-                <w:rFonts w:ascii="Calibri" w:hAnsi="Calibri"/>
-                <w:sz w:val="20"/>
-              </w:rPr>
-              <w:t xml:space="default">294 (97.0%)</w:t>
+              <w:t xml:space="default">306</w:t>
+            </w:r>
+          </w:p>
+        </w:tc>
+        <w:tc>
+          <w:tcPr>
+            <w:tcBorders>
+              <w:top w:val="single" w:space="0" w:color="D3D3D3"/>
+              <w:bottom w:val="single" w:space="0" w:color="D3D3D3"/>
+              <w:start w:val="single" w:space="0" w:color="D3D3D3"/>
+              <w:end w:val="single" w:space="0" w:color="D3D3D3"/>
+            </w:tcBorders>
+          </w:tcPr>
+          <w:p>
+            <w:pPr>
+              <w:spacing w:before="0" w:after="60"/>
+              <w:keepNext/>
+              <w:jc w:val="center"/>
+            </w:pPr>
+            <w:r>
+              <w:rPr>
+                <w:rFonts w:ascii="Calibri" w:hAnsi="Calibri"/>
+                <w:sz w:val="20"/>
+              </w:rPr>
+              <w:t xml:space="default">295 (97.0%)</w:t>
             </w:r>
           </w:p>
         </w:tc>
@@ -22681,31 +22681,31 @@
                 <w:rFonts w:ascii="Calibri" w:hAnsi="Calibri"/>
                 <w:sz w:val="20"/>
               </w:rPr>
-              <w:t xml:space="default">308</w:t>
-            </w:r>
-          </w:p>
-        </w:tc>
-        <w:tc>
-          <w:tcPr>
-            <w:tcBorders>
-              <w:top w:val="single" w:space="0" w:color="D3D3D3"/>
-              <w:bottom w:val="single" w:space="0" w:color="D3D3D3"/>
-              <w:start w:val="single" w:space="0" w:color="D3D3D3"/>
-              <w:end w:val="single" w:space="0" w:color="D3D3D3"/>
-            </w:tcBorders>
-          </w:tcPr>
-          <w:p>
-            <w:pPr>
-              <w:spacing w:before="0" w:after="60"/>
-              <w:keepNext/>
-              <w:jc w:val="center"/>
-            </w:pPr>
-            <w:r>
-              <w:rPr>
-                <w:rFonts w:ascii="Calibri" w:hAnsi="Calibri"/>
-                <w:sz w:val="20"/>
-              </w:rPr>
-              <w:t xml:space="default">242 (79.9%)</w:t>
+              <w:t xml:space="default">306</w:t>
+            </w:r>
+          </w:p>
+        </w:tc>
+        <w:tc>
+          <w:tcPr>
+            <w:tcBorders>
+              <w:top w:val="single" w:space="0" w:color="D3D3D3"/>
+              <w:bottom w:val="single" w:space="0" w:color="D3D3D3"/>
+              <w:start w:val="single" w:space="0" w:color="D3D3D3"/>
+              <w:end w:val="single" w:space="0" w:color="D3D3D3"/>
+            </w:tcBorders>
+          </w:tcPr>
+          <w:p>
+            <w:pPr>
+              <w:spacing w:before="0" w:after="60"/>
+              <w:keepNext/>
+              <w:jc w:val="center"/>
+            </w:pPr>
+            <w:r>
+              <w:rPr>
+                <w:rFonts w:ascii="Calibri" w:hAnsi="Calibri"/>
+                <w:sz w:val="20"/>
+              </w:rPr>
+              <w:t xml:space="default">243 (79.9%)</w:t>
             </w:r>
           </w:p>
         </w:tc>
@@ -22947,7 +22947,7 @@
                 <w:rFonts w:ascii="Calibri" w:hAnsi="Calibri"/>
                 <w:sz w:val="20"/>
               </w:rPr>
-              <w:t xml:space="preserve">N = 225</w:t>
+              <w:t xml:space="preserve">N = 226</w:t>
             </w:r>
             <w:r>
               <w:rPr>
@@ -23001,7 +23001,7 @@
                 <w:rFonts w:ascii="Calibri" w:hAnsi="Calibri"/>
                 <w:sz w:val="20"/>
               </w:rPr>
-              <w:t xml:space="preserve">N = 1,412</w:t>
+              <w:t xml:space="preserve">N = 1,415</w:t>
             </w:r>
             <w:r>
               <w:rPr>
@@ -23064,7 +23064,7 @@
                 <w:rFonts w:ascii="Calibri" w:hAnsi="Calibri"/>
                 <w:sz w:val="20"/>
               </w:rPr>
-              <w:t xml:space="default">1,629</w:t>
+              <w:t xml:space="default">1,633</w:t>
             </w:r>
           </w:p>
         </w:tc>
@@ -23190,31 +23190,31 @@
                 <w:rFonts w:ascii="Calibri" w:hAnsi="Calibri"/>
                 <w:sz w:val="20"/>
               </w:rPr>
-              <w:t xml:space="default">211 (95%)</w:t>
-            </w:r>
-          </w:p>
-        </w:tc>
-        <w:tc>
-          <w:tcPr>
-            <w:tcBorders>
-              <w:top w:val="single" w:space="0" w:color="D3D3D3"/>
-              <w:bottom w:val="single" w:space="0" w:color="D3D3D3"/>
-              <w:start w:val="single" w:space="0" w:color="D3D3D3"/>
-              <w:end w:val="single" w:space="0" w:color="D3D3D3"/>
-            </w:tcBorders>
-          </w:tcPr>
-          <w:p>
-            <w:pPr>
-              <w:spacing w:before="0" w:after="60"/>
-              <w:keepNext/>
-              <w:jc w:val="center"/>
-            </w:pPr>
-            <w:r>
-              <w:rPr>
-                <w:rFonts w:ascii="Calibri" w:hAnsi="Calibri"/>
-                <w:sz w:val="20"/>
-              </w:rPr>
-              <w:t xml:space="default">1,367 (97%)</w:t>
+              <w:t xml:space="default">212 (95%)</w:t>
+            </w:r>
+          </w:p>
+        </w:tc>
+        <w:tc>
+          <w:tcPr>
+            <w:tcBorders>
+              <w:top w:val="single" w:space="0" w:color="D3D3D3"/>
+              <w:bottom w:val="single" w:space="0" w:color="D3D3D3"/>
+              <w:start w:val="single" w:space="0" w:color="D3D3D3"/>
+              <w:end w:val="single" w:space="0" w:color="D3D3D3"/>
+            </w:tcBorders>
+          </w:tcPr>
+          <w:p>
+            <w:pPr>
+              <w:spacing w:before="0" w:after="60"/>
+              <w:keepNext/>
+              <w:jc w:val="center"/>
+            </w:pPr>
+            <w:r>
+              <w:rPr>
+                <w:rFonts w:ascii="Calibri" w:hAnsi="Calibri"/>
+                <w:sz w:val="20"/>
+              </w:rPr>
+              <w:t xml:space="default">1,370 (97%)</w:t>
             </w:r>
           </w:p>
         </w:tc>
@@ -23370,31 +23370,31 @@
                 <w:rFonts w:ascii="Calibri" w:hAnsi="Calibri"/>
                 <w:sz w:val="20"/>
               </w:rPr>
-              <w:t xml:space="default">1,614</w:t>
-            </w:r>
-          </w:p>
-        </w:tc>
-        <w:tc>
-          <w:tcPr>
-            <w:tcBorders>
-              <w:top w:val="single" w:space="0" w:color="D3D3D3"/>
-              <w:bottom w:val="single" w:space="0" w:color="D3D3D3"/>
-              <w:start w:val="single" w:space="0" w:color="D3D3D3"/>
-              <w:end w:val="single" w:space="0" w:color="D3D3D3"/>
-            </w:tcBorders>
-          </w:tcPr>
-          <w:p>
-            <w:pPr>
-              <w:spacing w:before="0" w:after="60"/>
-              <w:keepNext/>
-              <w:jc w:val="center"/>
-            </w:pPr>
-            <w:r>
-              <w:rPr>
-                <w:rFonts w:ascii="Calibri" w:hAnsi="Calibri"/>
-                <w:sz w:val="20"/>
-              </w:rPr>
-              <w:t xml:space="default">45 (21%)</w:t>
+              <w:t xml:space="default">1,618</w:t>
+            </w:r>
+          </w:p>
+        </w:tc>
+        <w:tc>
+          <w:tcPr>
+            <w:tcBorders>
+              <w:top w:val="single" w:space="0" w:color="D3D3D3"/>
+              <w:bottom w:val="single" w:space="0" w:color="D3D3D3"/>
+              <w:start w:val="single" w:space="0" w:color="D3D3D3"/>
+              <w:end w:val="single" w:space="0" w:color="D3D3D3"/>
+            </w:tcBorders>
+          </w:tcPr>
+          <w:p>
+            <w:pPr>
+              <w:spacing w:before="0" w:after="60"/>
+              <w:keepNext/>
+              <w:jc w:val="center"/>
+            </w:pPr>
+            <w:r>
+              <w:rPr>
+                <w:rFonts w:ascii="Calibri" w:hAnsi="Calibri"/>
+                <w:sz w:val="20"/>
+              </w:rPr>
+              <w:t xml:space="default">46 (21%)</w:t>
             </w:r>
           </w:p>
         </w:tc>
@@ -23472,31 +23472,31 @@
                 <w:rFonts w:ascii="Calibri" w:hAnsi="Calibri"/>
                 <w:sz w:val="20"/>
               </w:rPr>
-              <w:t xml:space="default">1,613</w:t>
-            </w:r>
-          </w:p>
-        </w:tc>
-        <w:tc>
-          <w:tcPr>
-            <w:tcBorders>
-              <w:top w:val="single" w:space="0" w:color="D3D3D3"/>
-              <w:bottom w:val="single" w:space="0" w:color="D3D3D3"/>
-              <w:start w:val="single" w:space="0" w:color="D3D3D3"/>
-              <w:end w:val="single" w:space="0" w:color="D3D3D3"/>
-            </w:tcBorders>
-          </w:tcPr>
-          <w:p>
-            <w:pPr>
-              <w:spacing w:before="0" w:after="60"/>
-              <w:keepNext/>
-              <w:jc w:val="center"/>
-            </w:pPr>
-            <w:r>
-              <w:rPr>
-                <w:rFonts w:ascii="Calibri" w:hAnsi="Calibri"/>
-                <w:sz w:val="20"/>
-              </w:rPr>
-              <w:t xml:space="default">4 (1.9%)</w:t>
+              <w:t xml:space="default">1,617</w:t>
+            </w:r>
+          </w:p>
+        </w:tc>
+        <w:tc>
+          <w:tcPr>
+            <w:tcBorders>
+              <w:top w:val="single" w:space="0" w:color="D3D3D3"/>
+              <w:bottom w:val="single" w:space="0" w:color="D3D3D3"/>
+              <w:start w:val="single" w:space="0" w:color="D3D3D3"/>
+              <w:end w:val="single" w:space="0" w:color="D3D3D3"/>
+            </w:tcBorders>
+          </w:tcPr>
+          <w:p>
+            <w:pPr>
+              <w:spacing w:before="0" w:after="60"/>
+              <w:keepNext/>
+              <w:jc w:val="center"/>
+            </w:pPr>
+            <w:r>
+              <w:rPr>
+                <w:rFonts w:ascii="Calibri" w:hAnsi="Calibri"/>
+                <w:sz w:val="20"/>
+              </w:rPr>
+              <w:t xml:space="default">4 (1.8%)</w:t>
             </w:r>
           </w:p>
         </w:tc>
@@ -23574,55 +23574,55 @@
                 <w:rFonts w:ascii="Calibri" w:hAnsi="Calibri"/>
                 <w:sz w:val="20"/>
               </w:rPr>
-              <w:t xml:space="default">1,578</w:t>
-            </w:r>
-          </w:p>
-        </w:tc>
-        <w:tc>
-          <w:tcPr>
-            <w:tcBorders>
-              <w:top w:val="single" w:space="0" w:color="D3D3D3"/>
-              <w:bottom w:val="single" w:space="0" w:color="D3D3D3"/>
-              <w:start w:val="single" w:space="0" w:color="D3D3D3"/>
-              <w:end w:val="single" w:space="0" w:color="D3D3D3"/>
-            </w:tcBorders>
-          </w:tcPr>
-          <w:p>
-            <w:pPr>
-              <w:spacing w:before="0" w:after="60"/>
-              <w:keepNext/>
-              <w:jc w:val="center"/>
-            </w:pPr>
-            <w:r>
-              <w:rPr>
-                <w:rFonts w:ascii="Calibri" w:hAnsi="Calibri"/>
-                <w:sz w:val="20"/>
-              </w:rPr>
-              <w:t xml:space="default">208 (99%)</w:t>
-            </w:r>
-          </w:p>
-        </w:tc>
-        <w:tc>
-          <w:tcPr>
-            <w:tcBorders>
-              <w:top w:val="single" w:space="0" w:color="D3D3D3"/>
-              <w:bottom w:val="single" w:space="0" w:color="D3D3D3"/>
-              <w:start w:val="single" w:space="0" w:color="D3D3D3"/>
-              <w:end w:val="single" w:space="0" w:color="D3D3D3"/>
-            </w:tcBorders>
-          </w:tcPr>
-          <w:p>
-            <w:pPr>
-              <w:spacing w:before="0" w:after="60"/>
-              <w:keepNext/>
-              <w:jc w:val="center"/>
-            </w:pPr>
-            <w:r>
-              <w:rPr>
-                <w:rFonts w:ascii="Calibri" w:hAnsi="Calibri"/>
-                <w:sz w:val="20"/>
-              </w:rPr>
-              <w:t xml:space="default">1,341 (98%)</w:t>
+              <w:t xml:space="default">1,582</w:t>
+            </w:r>
+          </w:p>
+        </w:tc>
+        <w:tc>
+          <w:tcPr>
+            <w:tcBorders>
+              <w:top w:val="single" w:space="0" w:color="D3D3D3"/>
+              <w:bottom w:val="single" w:space="0" w:color="D3D3D3"/>
+              <w:start w:val="single" w:space="0" w:color="D3D3D3"/>
+              <w:end w:val="single" w:space="0" w:color="D3D3D3"/>
+            </w:tcBorders>
+          </w:tcPr>
+          <w:p>
+            <w:pPr>
+              <w:spacing w:before="0" w:after="60"/>
+              <w:keepNext/>
+              <w:jc w:val="center"/>
+            </w:pPr>
+            <w:r>
+              <w:rPr>
+                <w:rFonts w:ascii="Calibri" w:hAnsi="Calibri"/>
+                <w:sz w:val="20"/>
+              </w:rPr>
+              <w:t xml:space="default">209 (99%)</w:t>
+            </w:r>
+          </w:p>
+        </w:tc>
+        <w:tc>
+          <w:tcPr>
+            <w:tcBorders>
+              <w:top w:val="single" w:space="0" w:color="D3D3D3"/>
+              <w:bottom w:val="single" w:space="0" w:color="D3D3D3"/>
+              <w:start w:val="single" w:space="0" w:color="D3D3D3"/>
+              <w:end w:val="single" w:space="0" w:color="D3D3D3"/>
+            </w:tcBorders>
+          </w:tcPr>
+          <w:p>
+            <w:pPr>
+              <w:spacing w:before="0" w:after="60"/>
+              <w:keepNext/>
+              <w:jc w:val="center"/>
+            </w:pPr>
+            <w:r>
+              <w:rPr>
+                <w:rFonts w:ascii="Calibri" w:hAnsi="Calibri"/>
+                <w:sz w:val="20"/>
+              </w:rPr>
+              <w:t xml:space="default">1,344 (98%)</w:t>
             </w:r>
           </w:p>
         </w:tc>
@@ -23676,7 +23676,7 @@
                 <w:rFonts w:ascii="Calibri" w:hAnsi="Calibri"/>
                 <w:sz w:val="20"/>
               </w:rPr>
-              <w:t xml:space="default">1,549</w:t>
+              <w:t xml:space="default">1,553</w:t>
             </w:r>
           </w:p>
         </w:tc>
@@ -23724,7 +23724,7 @@
                 <w:rFonts w:ascii="Calibri" w:hAnsi="Calibri"/>
                 <w:sz w:val="20"/>
               </w:rPr>
-              <w:t xml:space="default">1,068 (80%)</w:t>
+              <w:t xml:space="default">1,069 (80%)</w:t>
             </w:r>
           </w:p>
         </w:tc>
@@ -23778,7 +23778,7 @@
                 <w:rFonts w:ascii="Calibri" w:hAnsi="Calibri"/>
                 <w:sz w:val="20"/>
               </w:rPr>
-              <w:t xml:space="default">218</w:t>
+              <w:t xml:space="default">217</w:t>
             </w:r>
           </w:p>
         </w:tc>
@@ -24006,31 +24006,31 @@
                 <w:rFonts w:ascii="Calibri" w:hAnsi="Calibri"/>
                 <w:sz w:val="20"/>
               </w:rPr>
-              <w:t xml:space="default">61 (29%)</w:t>
-            </w:r>
-          </w:p>
-        </w:tc>
-        <w:tc>
-          <w:tcPr>
-            <w:tcBorders>
-              <w:top w:val="single" w:space="0" w:color="D3D3D3"/>
-              <w:bottom w:val="single" w:space="0" w:color="D3D3D3"/>
-              <w:start w:val="single" w:space="0" w:color="D3D3D3"/>
-              <w:end w:val="single" w:space="0" w:color="D3D3D3"/>
-            </w:tcBorders>
-          </w:tcPr>
-          <w:p>
-            <w:pPr>
-              <w:spacing w:before="0" w:after="60"/>
-              <w:keepNext/>
-              <w:jc w:val="center"/>
-            </w:pPr>
-            <w:r>
-              <w:rPr>
-                <w:rFonts w:ascii="Calibri" w:hAnsi="Calibri"/>
-                <w:sz w:val="20"/>
-              </w:rPr>
-              <w:t xml:space="default">4 (100%)</w:t>
+              <w:t xml:space="default">62 (29%)</w:t>
+            </w:r>
+          </w:p>
+        </w:tc>
+        <w:tc>
+          <w:tcPr>
+            <w:tcBorders>
+              <w:top w:val="single" w:space="0" w:color="D3D3D3"/>
+              <w:bottom w:val="single" w:space="0" w:color="D3D3D3"/>
+              <w:start w:val="single" w:space="0" w:color="D3D3D3"/>
+              <w:end w:val="single" w:space="0" w:color="D3D3D3"/>
+            </w:tcBorders>
+          </w:tcPr>
+          <w:p>
+            <w:pPr>
+              <w:spacing w:before="0" w:after="60"/>
+              <w:keepNext/>
+              <w:jc w:val="center"/>
+            </w:pPr>
+            <w:r>
+              <w:rPr>
+                <w:rFonts w:ascii="Calibri" w:hAnsi="Calibri"/>
+                <w:sz w:val="20"/>
+              </w:rPr>
+              <w:t xml:space="default">2 (100%)</w:t>
             </w:r>
           </w:p>
         </w:tc>
@@ -24186,31 +24186,31 @@
                 <w:rFonts w:ascii="Calibri" w:hAnsi="Calibri"/>
                 <w:sz w:val="20"/>
               </w:rPr>
-              <w:t xml:space="default">218</w:t>
-            </w:r>
-          </w:p>
-        </w:tc>
-        <w:tc>
-          <w:tcPr>
-            <w:tcBorders>
-              <w:top w:val="single" w:space="0" w:color="D3D3D3"/>
-              <w:bottom w:val="single" w:space="0" w:color="D3D3D3"/>
-              <w:start w:val="single" w:space="0" w:color="D3D3D3"/>
-              <w:end w:val="single" w:space="0" w:color="D3D3D3"/>
-            </w:tcBorders>
-          </w:tcPr>
-          <w:p>
-            <w:pPr>
-              <w:spacing w:before="0" w:after="60"/>
-              <w:keepNext/>
-              <w:jc w:val="center"/>
-            </w:pPr>
-            <w:r>
-              <w:rPr>
-                <w:rFonts w:ascii="Calibri" w:hAnsi="Calibri"/>
-                <w:sz w:val="20"/>
-              </w:rPr>
-              <w:t xml:space="default">211 (99%)</w:t>
+              <w:t xml:space="default">217</w:t>
+            </w:r>
+          </w:p>
+        </w:tc>
+        <w:tc>
+          <w:tcPr>
+            <w:tcBorders>
+              <w:top w:val="single" w:space="0" w:color="D3D3D3"/>
+              <w:bottom w:val="single" w:space="0" w:color="D3D3D3"/>
+              <w:start w:val="single" w:space="0" w:color="D3D3D3"/>
+              <w:end w:val="single" w:space="0" w:color="D3D3D3"/>
+            </w:tcBorders>
+          </w:tcPr>
+          <w:p>
+            <w:pPr>
+              <w:spacing w:before="0" w:after="60"/>
+              <w:keepNext/>
+              <w:jc w:val="center"/>
+            </w:pPr>
+            <w:r>
+              <w:rPr>
+                <w:rFonts w:ascii="Calibri" w:hAnsi="Calibri"/>
+                <w:sz w:val="20"/>
+              </w:rPr>
+              <w:t xml:space="default">212 (99%)</w:t>
             </w:r>
           </w:p>
         </w:tc>
@@ -24288,31 +24288,31 @@
                 <w:rFonts w:ascii="Calibri" w:hAnsi="Calibri"/>
                 <w:sz w:val="20"/>
               </w:rPr>
-              <w:t xml:space="default">216</w:t>
-            </w:r>
-          </w:p>
-        </w:tc>
-        <w:tc>
-          <w:tcPr>
-            <w:tcBorders>
-              <w:top w:val="single" w:space="0" w:color="D3D3D3"/>
-              <w:bottom w:val="single" w:space="0" w:color="D3D3D3"/>
-              <w:start w:val="single" w:space="0" w:color="D3D3D3"/>
-              <w:end w:val="single" w:space="0" w:color="D3D3D3"/>
-            </w:tcBorders>
-          </w:tcPr>
-          <w:p>
-            <w:pPr>
-              <w:spacing w:before="0" w:after="60"/>
-              <w:keepNext/>
-              <w:jc w:val="center"/>
-            </w:pPr>
-            <w:r>
-              <w:rPr>
-                <w:rFonts w:ascii="Calibri" w:hAnsi="Calibri"/>
-                <w:sz w:val="20"/>
-              </w:rPr>
-              <w:t xml:space="default">169 (80%)</w:t>
+              <w:t xml:space="default">215</w:t>
+            </w:r>
+          </w:p>
+        </w:tc>
+        <w:tc>
+          <w:tcPr>
+            <w:tcBorders>
+              <w:top w:val="single" w:space="0" w:color="D3D3D3"/>
+              <w:bottom w:val="single" w:space="0" w:color="D3D3D3"/>
+              <w:start w:val="single" w:space="0" w:color="D3D3D3"/>
+              <w:end w:val="single" w:space="0" w:color="D3D3D3"/>
+            </w:tcBorders>
+          </w:tcPr>
+          <w:p>
+            <w:pPr>
+              <w:spacing w:before="0" w:after="60"/>
+              <w:keepNext/>
+              <w:jc w:val="center"/>
+            </w:pPr>
+            <w:r>
+              <w:rPr>
+                <w:rFonts w:ascii="Calibri" w:hAnsi="Calibri"/>
+                <w:sz w:val="20"/>
+              </w:rPr>
+              <w:t xml:space="default">170 (80%)</w:t>
             </w:r>
           </w:p>
         </w:tc>
@@ -24623,7 +24623,7 @@
                 <w:rFonts w:ascii="Calibri" w:hAnsi="Calibri"/>
                 <w:sz w:val="20"/>
               </w:rPr>
-              <w:t xml:space="preserve">N = 2,488</w:t>
+              <w:t xml:space="preserve">N = 2,498</w:t>
             </w:r>
             <w:r>
               <w:rPr>
@@ -24676,7 +24676,7 @@
                 <w:rFonts w:ascii="Calibri" w:hAnsi="Calibri"/>
                 <w:sz w:val="20"/>
               </w:rPr>
-              <w:t xml:space="preserve">N = 2,110</w:t>
+              <w:t xml:space="preserve">N = 2,125</w:t>
             </w:r>
             <w:r>
               <w:rPr>
@@ -24730,7 +24730,7 @@
                 <w:rFonts w:ascii="Calibri" w:hAnsi="Calibri"/>
                 <w:sz w:val="20"/>
               </w:rPr>
-              <w:t xml:space="preserve">N = 1,637</w:t>
+              <w:t xml:space="preserve">N = 1,641</w:t>
             </w:r>
             <w:r>
               <w:rPr>
@@ -24793,7 +24793,7 @@
                 <w:rFonts w:ascii="Calibri" w:hAnsi="Calibri"/>
                 <w:sz w:val="20"/>
               </w:rPr>
-              <w:t xml:space="default">9,053</w:t>
+              <w:t xml:space="default">9,081</w:t>
             </w:r>
           </w:p>
         </w:tc>
@@ -24943,7 +24943,7 @@
                 <w:rFonts w:ascii="Calibri" w:hAnsi="Calibri"/>
                 <w:sz w:val="20"/>
               </w:rPr>
-              <w:t xml:space="default">9,053</w:t>
+              <w:t xml:space="default">9,081</w:t>
             </w:r>
           </w:p>
         </w:tc>
@@ -25093,7 +25093,7 @@
                 <w:rFonts w:ascii="Calibri" w:hAnsi="Calibri"/>
                 <w:sz w:val="20"/>
               </w:rPr>
-              <w:t xml:space="default">9,057</w:t>
+              <w:t xml:space="default">9,085</w:t>
             </w:r>
           </w:p>
         </w:tc>
@@ -25243,7 +25243,7 @@
                 <w:rFonts w:ascii="Calibri" w:hAnsi="Calibri"/>
                 <w:sz w:val="20"/>
               </w:rPr>
-              <w:t xml:space="default">9,055</w:t>
+              <w:t xml:space="default">9,083</w:t>
             </w:r>
           </w:p>
         </w:tc>
@@ -25393,7 +25393,7 @@
                 <w:rFonts w:ascii="Calibri" w:hAnsi="Calibri"/>
                 <w:sz w:val="20"/>
               </w:rPr>
-              <w:t xml:space="default">9,055</w:t>
+              <w:t xml:space="default">9,083</w:t>
             </w:r>
           </w:p>
         </w:tc>
@@ -25543,7 +25543,7 @@
                 <w:rFonts w:ascii="Calibri" w:hAnsi="Calibri"/>
                 <w:sz w:val="20"/>
               </w:rPr>
-              <w:t xml:space="default">9,059</w:t>
+              <w:t xml:space="default">9,087</w:t>
             </w:r>
           </w:p>
         </w:tc>
@@ -25693,7 +25693,7 @@
                 <w:rFonts w:ascii="Calibri" w:hAnsi="Calibri"/>
                 <w:sz w:val="20"/>
               </w:rPr>
-              <w:t xml:space="default">9,058</w:t>
+              <w:t xml:space="default">9,086</w:t>
             </w:r>
           </w:p>
         </w:tc>
@@ -25843,7 +25843,7 @@
                 <w:rFonts w:ascii="Calibri" w:hAnsi="Calibri"/>
                 <w:sz w:val="20"/>
               </w:rPr>
-              <w:t xml:space="default">9,057</w:t>
+              <w:t xml:space="default">9,085</w:t>
             </w:r>
           </w:p>
         </w:tc>
@@ -25993,7 +25993,7 @@
                 <w:rFonts w:ascii="Calibri" w:hAnsi="Calibri"/>
                 <w:sz w:val="20"/>
               </w:rPr>
-              <w:t xml:space="default">9,053</w:t>
+              <w:t xml:space="default">9,081</w:t>
             </w:r>
           </w:p>
         </w:tc>
@@ -26143,7 +26143,7 @@
                 <w:rFonts w:ascii="Calibri" w:hAnsi="Calibri"/>
                 <w:sz w:val="20"/>
               </w:rPr>
-              <w:t xml:space="default">9,055</w:t>
+              <w:t xml:space="default">9,083</w:t>
             </w:r>
           </w:p>
         </w:tc>
@@ -26474,7 +26474,7 @@
                 <w:rFonts w:ascii="Calibri" w:hAnsi="Calibri"/>
                 <w:sz w:val="20"/>
               </w:rPr>
-              <w:t xml:space="preserve">N = 2,488</w:t>
+              <w:t xml:space="preserve">N = 2,498</w:t>
             </w:r>
             <w:r>
               <w:rPr>
@@ -26537,7 +26537,7 @@
                 <w:rFonts w:ascii="Calibri" w:hAnsi="Calibri"/>
                 <w:sz w:val="20"/>
               </w:rPr>
-              <w:t xml:space="default">2,390</w:t>
+              <w:t xml:space="default">2,400</w:t>
             </w:r>
           </w:p>
         </w:tc>
@@ -26615,7 +26615,7 @@
                 <w:rFonts w:ascii="Calibri" w:hAnsi="Calibri"/>
                 <w:sz w:val="20"/>
               </w:rPr>
-              <w:t xml:space="default">2,390</w:t>
+              <w:t xml:space="default">2,400</w:t>
             </w:r>
           </w:p>
         </w:tc>
@@ -26693,31 +26693,31 @@
                 <w:rFonts w:ascii="Calibri" w:hAnsi="Calibri"/>
                 <w:sz w:val="20"/>
               </w:rPr>
-              <w:t xml:space="default">2,360</w:t>
-            </w:r>
-          </w:p>
-        </w:tc>
-        <w:tc>
-          <w:tcPr>
-            <w:tcBorders>
-              <w:top w:val="single" w:space="0" w:color="D3D3D3"/>
-              <w:bottom w:val="single" w:space="0" w:color="D3D3D3"/>
-              <w:start w:val="single" w:space="0" w:color="D3D3D3"/>
-              <w:end w:val="single" w:space="0" w:color="D3D3D3"/>
-            </w:tcBorders>
-          </w:tcPr>
-          <w:p>
-            <w:pPr>
-              <w:spacing w:before="0" w:after="60"/>
-              <w:keepNext/>
-              <w:jc w:val="center"/>
-            </w:pPr>
-            <w:r>
-              <w:rPr>
-                <w:rFonts w:ascii="Calibri" w:hAnsi="Calibri"/>
-                <w:sz w:val="20"/>
-              </w:rPr>
-              <w:t xml:space="default">411 (17.4%)</w:t>
+              <w:t xml:space="default">2,370</w:t>
+            </w:r>
+          </w:p>
+        </w:tc>
+        <w:tc>
+          <w:tcPr>
+            <w:tcBorders>
+              <w:top w:val="single" w:space="0" w:color="D3D3D3"/>
+              <w:bottom w:val="single" w:space="0" w:color="D3D3D3"/>
+              <w:start w:val="single" w:space="0" w:color="D3D3D3"/>
+              <w:end w:val="single" w:space="0" w:color="D3D3D3"/>
+            </w:tcBorders>
+          </w:tcPr>
+          <w:p>
+            <w:pPr>
+              <w:spacing w:before="0" w:after="60"/>
+              <w:keepNext/>
+              <w:jc w:val="center"/>
+            </w:pPr>
+            <w:r>
+              <w:rPr>
+                <w:rFonts w:ascii="Calibri" w:hAnsi="Calibri"/>
+                <w:sz w:val="20"/>
+              </w:rPr>
+              <w:t xml:space="default">411 (17.3%)</w:t>
             </w:r>
           </w:p>
         </w:tc>
@@ -26771,31 +26771,31 @@
                 <w:rFonts w:ascii="Calibri" w:hAnsi="Calibri"/>
                 <w:sz w:val="20"/>
               </w:rPr>
-              <w:t xml:space="default">2,153</w:t>
-            </w:r>
-          </w:p>
-        </w:tc>
-        <w:tc>
-          <w:tcPr>
-            <w:tcBorders>
-              <w:top w:val="single" w:space="0" w:color="D3D3D3"/>
-              <w:bottom w:val="single" w:space="0" w:color="D3D3D3"/>
-              <w:start w:val="single" w:space="0" w:color="D3D3D3"/>
-              <w:end w:val="single" w:space="0" w:color="D3D3D3"/>
-            </w:tcBorders>
-          </w:tcPr>
-          <w:p>
-            <w:pPr>
-              <w:spacing w:before="0" w:after="60"/>
-              <w:keepNext/>
-              <w:jc w:val="center"/>
-            </w:pPr>
-            <w:r>
-              <w:rPr>
-                <w:rFonts w:ascii="Calibri" w:hAnsi="Calibri"/>
-                <w:sz w:val="20"/>
-              </w:rPr>
-              <w:t xml:space="default">83 (3.9%)</w:t>
+              <w:t xml:space="default">2,161</w:t>
+            </w:r>
+          </w:p>
+        </w:tc>
+        <w:tc>
+          <w:tcPr>
+            <w:tcBorders>
+              <w:top w:val="single" w:space="0" w:color="D3D3D3"/>
+              <w:bottom w:val="single" w:space="0" w:color="D3D3D3"/>
+              <w:start w:val="single" w:space="0" w:color="D3D3D3"/>
+              <w:end w:val="single" w:space="0" w:color="D3D3D3"/>
+            </w:tcBorders>
+          </w:tcPr>
+          <w:p>
+            <w:pPr>
+              <w:spacing w:before="0" w:after="60"/>
+              <w:keepNext/>
+              <w:jc w:val="center"/>
+            </w:pPr>
+            <w:r>
+              <w:rPr>
+                <w:rFonts w:ascii="Calibri" w:hAnsi="Calibri"/>
+                <w:sz w:val="20"/>
+              </w:rPr>
+              <w:t xml:space="default">83 (3.8%)</w:t>
             </w:r>
           </w:p>
         </w:tc>
@@ -26849,31 +26849,31 @@
                 <w:rFonts w:ascii="Calibri" w:hAnsi="Calibri"/>
                 <w:sz w:val="20"/>
               </w:rPr>
-              <w:t xml:space="default">2,121</w:t>
-            </w:r>
-          </w:p>
-        </w:tc>
-        <w:tc>
-          <w:tcPr>
-            <w:tcBorders>
-              <w:top w:val="single" w:space="0" w:color="D3D3D3"/>
-              <w:bottom w:val="single" w:space="0" w:color="D3D3D3"/>
-              <w:start w:val="single" w:space="0" w:color="D3D3D3"/>
-              <w:end w:val="single" w:space="0" w:color="D3D3D3"/>
-            </w:tcBorders>
-          </w:tcPr>
-          <w:p>
-            <w:pPr>
-              <w:spacing w:before="0" w:after="60"/>
-              <w:keepNext/>
-              <w:jc w:val="center"/>
-            </w:pPr>
-            <w:r>
-              <w:rPr>
-                <w:rFonts w:ascii="Calibri" w:hAnsi="Calibri"/>
-                <w:sz w:val="20"/>
-              </w:rPr>
-              <w:t xml:space="default">208 (9.8%)</w:t>
+              <w:t xml:space="default">2,129</w:t>
+            </w:r>
+          </w:p>
+        </w:tc>
+        <w:tc>
+          <w:tcPr>
+            <w:tcBorders>
+              <w:top w:val="single" w:space="0" w:color="D3D3D3"/>
+              <w:bottom w:val="single" w:space="0" w:color="D3D3D3"/>
+              <w:start w:val="single" w:space="0" w:color="D3D3D3"/>
+              <w:end w:val="single" w:space="0" w:color="D3D3D3"/>
+            </w:tcBorders>
+          </w:tcPr>
+          <w:p>
+            <w:pPr>
+              <w:spacing w:before="0" w:after="60"/>
+              <w:keepNext/>
+              <w:jc w:val="center"/>
+            </w:pPr>
+            <w:r>
+              <w:rPr>
+                <w:rFonts w:ascii="Calibri" w:hAnsi="Calibri"/>
+                <w:sz w:val="20"/>
+              </w:rPr>
+              <w:t xml:space="default">212 (10.0%)</w:t>
             </w:r>
           </w:p>
         </w:tc>
@@ -26927,7 +26927,7 @@
                 <w:rFonts w:ascii="Calibri" w:hAnsi="Calibri"/>
                 <w:sz w:val="20"/>
               </w:rPr>
-              <w:t xml:space="default">2,488</w:t>
+              <w:t xml:space="default">2,498</w:t>
             </w:r>
           </w:p>
         </w:tc>
@@ -27005,31 +27005,31 @@
                 <w:rFonts w:ascii="Calibri" w:hAnsi="Calibri"/>
                 <w:sz w:val="20"/>
               </w:rPr>
-              <w:t xml:space="default">2,488</w:t>
-            </w:r>
-          </w:p>
-        </w:tc>
-        <w:tc>
-          <w:tcPr>
-            <w:tcBorders>
-              <w:top w:val="single" w:space="0" w:color="D3D3D3"/>
-              <w:bottom w:val="single" w:space="0" w:color="D3D3D3"/>
-              <w:start w:val="single" w:space="0" w:color="D3D3D3"/>
-              <w:end w:val="single" w:space="0" w:color="D3D3D3"/>
-            </w:tcBorders>
-          </w:tcPr>
-          <w:p>
-            <w:pPr>
-              <w:spacing w:before="0" w:after="60"/>
-              <w:keepNext/>
-              <w:jc w:val="center"/>
-            </w:pPr>
-            <w:r>
-              <w:rPr>
-                <w:rFonts w:ascii="Calibri" w:hAnsi="Calibri"/>
-                <w:sz w:val="20"/>
-              </w:rPr>
-              <w:t xml:space="default">675 (27.1%)</w:t>
+              <w:t xml:space="default">2,498</w:t>
+            </w:r>
+          </w:p>
+        </w:tc>
+        <w:tc>
+          <w:tcPr>
+            <w:tcBorders>
+              <w:top w:val="single" w:space="0" w:color="D3D3D3"/>
+              <w:bottom w:val="single" w:space="0" w:color="D3D3D3"/>
+              <w:start w:val="single" w:space="0" w:color="D3D3D3"/>
+              <w:end w:val="single" w:space="0" w:color="D3D3D3"/>
+            </w:tcBorders>
+          </w:tcPr>
+          <w:p>
+            <w:pPr>
+              <w:spacing w:before="0" w:after="60"/>
+              <w:keepNext/>
+              <w:jc w:val="center"/>
+            </w:pPr>
+            <w:r>
+              <w:rPr>
+                <w:rFonts w:ascii="Calibri" w:hAnsi="Calibri"/>
+                <w:sz w:val="20"/>
+              </w:rPr>
+              <w:t xml:space="default">679 (27.2%)</w:t>
             </w:r>
           </w:p>
         </w:tc>
@@ -27271,7 +27271,7 @@
                 <w:rFonts w:ascii="Calibri" w:hAnsi="Calibri"/>
                 <w:sz w:val="20"/>
               </w:rPr>
-              <w:t xml:space="preserve">N = 2,488</w:t>
+              <w:t xml:space="preserve">N = 2,498</w:t>
             </w:r>
             <w:r>
               <w:rPr>
@@ -27324,7 +27324,7 @@
                 <w:rFonts w:ascii="Calibri" w:hAnsi="Calibri"/>
                 <w:sz w:val="20"/>
               </w:rPr>
-              <w:t xml:space="preserve">N = 2,110</w:t>
+              <w:t xml:space="preserve">N = 2,125</w:t>
             </w:r>
             <w:r>
               <w:rPr>
@@ -27378,7 +27378,7 @@
                 <w:rFonts w:ascii="Calibri" w:hAnsi="Calibri"/>
                 <w:sz w:val="20"/>
               </w:rPr>
-              <w:t xml:space="preserve">N = 1,637</w:t>
+              <w:t xml:space="preserve">N = 1,641</w:t>
             </w:r>
             <w:r>
               <w:rPr>
@@ -27441,7 +27441,7 @@
                 <w:rFonts w:ascii="Calibri" w:hAnsi="Calibri"/>
                 <w:sz w:val="20"/>
               </w:rPr>
-              <w:t xml:space="default">9,056</w:t>
+              <w:t xml:space="default">9,084</w:t>
             </w:r>
           </w:p>
         </w:tc>
@@ -27591,7 +27591,7 @@
                 <w:rFonts w:ascii="Calibri" w:hAnsi="Calibri"/>
                 <w:sz w:val="20"/>
               </w:rPr>
-              <w:t xml:space="default">9,205</w:t>
+              <w:t xml:space="default">9,234</w:t>
             </w:r>
           </w:p>
         </w:tc>
@@ -27741,7 +27741,7 @@
                 <w:rFonts w:ascii="Calibri" w:hAnsi="Calibri"/>
                 <w:sz w:val="20"/>
               </w:rPr>
-              <w:t xml:space="default">9,058</w:t>
+              <w:t xml:space="default">9,086</w:t>
             </w:r>
           </w:p>
         </w:tc>
@@ -27891,7 +27891,7 @@
                 <w:rFonts w:ascii="Calibri" w:hAnsi="Calibri"/>
                 <w:sz w:val="20"/>
               </w:rPr>
-              <w:t xml:space="default">9,058</w:t>
+              <w:t xml:space="default">9,086</w:t>
             </w:r>
           </w:p>
         </w:tc>
@@ -28088,55 +28088,55 @@
                 <w:rFonts w:ascii="Calibri" w:hAnsi="Calibri"/>
                 <w:sz w:val="20"/>
               </w:rPr>
-              <w:t xml:space="default">2,356 (98.6%)</w:t>
-            </w:r>
-          </w:p>
-        </w:tc>
-        <w:tc>
-          <w:tcPr>
-            <w:tcBorders>
-              <w:top w:val="single" w:space="0" w:color="D3D3D3"/>
-              <w:bottom w:val="single" w:space="0" w:color="D3D3D3"/>
-              <w:start w:val="single" w:space="0" w:color="D3D3D3"/>
-              <w:end w:val="single" w:space="0" w:color="D3D3D3"/>
-            </w:tcBorders>
-          </w:tcPr>
-          <w:p>
-            <w:pPr>
-              <w:spacing w:before="0" w:after="60"/>
-              <w:keepNext/>
-              <w:jc w:val="center"/>
-            </w:pPr>
-            <w:r>
-              <w:rPr>
-                <w:rFonts w:ascii="Calibri" w:hAnsi="Calibri"/>
-                <w:sz w:val="20"/>
-              </w:rPr>
-              <w:t xml:space="default">2,043 (98.7%)</w:t>
-            </w:r>
-          </w:p>
-        </w:tc>
-        <w:tc>
-          <w:tcPr>
-            <w:tcBorders>
-              <w:top w:val="single" w:space="0" w:color="D3D3D3"/>
-              <w:bottom w:val="single" w:space="0" w:color="D3D3D3"/>
-              <w:start w:val="single" w:space="0" w:color="D3D3D3"/>
-              <w:end w:val="single" w:space="0" w:color="D3D3D3"/>
-            </w:tcBorders>
-          </w:tcPr>
-          <w:p>
-            <w:pPr>
-              <w:spacing w:before="0" w:after="60"/>
-              <w:keepNext/>
-              <w:jc w:val="center"/>
-            </w:pPr>
-            <w:r>
-              <w:rPr>
-                <w:rFonts w:ascii="Calibri" w:hAnsi="Calibri"/>
-                <w:sz w:val="20"/>
-              </w:rPr>
-              <w:t xml:space="default">1,606 (98.5%)</w:t>
+              <w:t xml:space="default">2,366 (98.6%)</w:t>
+            </w:r>
+          </w:p>
+        </w:tc>
+        <w:tc>
+          <w:tcPr>
+            <w:tcBorders>
+              <w:top w:val="single" w:space="0" w:color="D3D3D3"/>
+              <w:bottom w:val="single" w:space="0" w:color="D3D3D3"/>
+              <w:start w:val="single" w:space="0" w:color="D3D3D3"/>
+              <w:end w:val="single" w:space="0" w:color="D3D3D3"/>
+            </w:tcBorders>
+          </w:tcPr>
+          <w:p>
+            <w:pPr>
+              <w:spacing w:before="0" w:after="60"/>
+              <w:keepNext/>
+              <w:jc w:val="center"/>
+            </w:pPr>
+            <w:r>
+              <w:rPr>
+                <w:rFonts w:ascii="Calibri" w:hAnsi="Calibri"/>
+                <w:sz w:val="20"/>
+              </w:rPr>
+              <w:t xml:space="default">2,057 (98.8%)</w:t>
+            </w:r>
+          </w:p>
+        </w:tc>
+        <w:tc>
+          <w:tcPr>
+            <w:tcBorders>
+              <w:top w:val="single" w:space="0" w:color="D3D3D3"/>
+              <w:bottom w:val="single" w:space="0" w:color="D3D3D3"/>
+              <w:start w:val="single" w:space="0" w:color="D3D3D3"/>
+              <w:end w:val="single" w:space="0" w:color="D3D3D3"/>
+            </w:tcBorders>
+          </w:tcPr>
+          <w:p>
+            <w:pPr>
+              <w:spacing w:before="0" w:after="60"/>
+              <w:keepNext/>
+              <w:jc w:val="center"/>
+            </w:pPr>
+            <w:r>
+              <w:rPr>
+                <w:rFonts w:ascii="Calibri" w:hAnsi="Calibri"/>
+                <w:sz w:val="20"/>
+              </w:rPr>
+              <w:t xml:space="default">1,610 (98.5%)</w:t>
             </w:r>
           </w:p>
         </w:tc>
@@ -28261,7 +28261,7 @@
                 <w:rFonts w:ascii="Calibri" w:hAnsi="Calibri"/>
                 <w:sz w:val="20"/>
               </w:rPr>
-              <w:t xml:space="default">26 (1.3%)</w:t>
+              <w:t xml:space="default">26 (1.2%)</w:t>
             </w:r>
           </w:p>
         </w:tc>
@@ -28339,7 +28339,7 @@
                 <w:rFonts w:ascii="Calibri" w:hAnsi="Calibri"/>
                 <w:sz w:val="20"/>
               </w:rPr>
-              <w:t xml:space="default">9,205</w:t>
+              <w:t xml:space="default">9,234</w:t>
             </w:r>
           </w:p>
         </w:tc>
@@ -28489,7 +28489,7 @@
                 <w:rFonts w:ascii="Calibri" w:hAnsi="Calibri"/>
                 <w:sz w:val="20"/>
               </w:rPr>
-              <w:t xml:space="default">5,037</w:t>
+              <w:t xml:space="default">5,051</w:t>
             </w:r>
           </w:p>
         </w:tc>
@@ -28710,7 +28710,7 @@
                 <w:rFonts w:ascii="Calibri" w:hAnsi="Calibri"/>
                 <w:sz w:val="20"/>
               </w:rPr>
-              <w:t xml:space="default">1,151 (55.7%)</w:t>
+              <w:t xml:space="default">1,160 (55.7%)</w:t>
             </w:r>
           </w:p>
         </w:tc>
@@ -28859,7 +28859,7 @@
                 <w:rFonts w:ascii="Calibri" w:hAnsi="Calibri"/>
                 <w:sz w:val="20"/>
               </w:rPr>
-              <w:t xml:space="default">748 (36.2%)</w:t>
+              <w:t xml:space="default">753 (36.2%)</w:t>
             </w:r>
           </w:p>
         </w:tc>
@@ -29008,7 +29008,7 @@
                 <w:rFonts w:ascii="Calibri" w:hAnsi="Calibri"/>
                 <w:sz w:val="20"/>
               </w:rPr>
-              <w:t xml:space="default">169 (8.2%)</w:t>
+              <w:t xml:space="default">169 (8.1%)</w:t>
             </w:r>
           </w:p>
         </w:tc>
@@ -29086,7 +29086,7 @@
                 <w:rFonts w:ascii="Calibri" w:hAnsi="Calibri"/>
                 <w:sz w:val="20"/>
               </w:rPr>
-              <w:t xml:space="default">9,205</w:t>
+              <w:t xml:space="default">9,234</w:t>
             </w:r>
           </w:p>
         </w:tc>
@@ -29386,7 +29386,7 @@
                 <w:rFonts w:ascii="Calibri" w:hAnsi="Calibri"/>
                 <w:sz w:val="20"/>
               </w:rPr>
-              <w:t xml:space="preserve">N = 9,205</w:t>
+              <w:t xml:space="preserve">N = 9,234</w:t>
             </w:r>
             <w:r>
               <w:rPr>
@@ -29490,7 +29490,7 @@
                 <w:rFonts w:ascii="Calibri" w:hAnsi="Calibri"/>
                 <w:sz w:val="20"/>
               </w:rPr>
-              <w:t xml:space="preserve">N = 2,488</w:t>
+              <w:t xml:space="preserve">N = 2,498</w:t>
             </w:r>
             <w:r>
               <w:rPr>
@@ -29542,7 +29542,7 @@
                 <w:rFonts w:ascii="Calibri" w:hAnsi="Calibri"/>
                 <w:sz w:val="20"/>
               </w:rPr>
-              <w:t xml:space="preserve">N = 2,110</w:t>
+              <w:t xml:space="preserve">N = 2,125</w:t>
             </w:r>
             <w:r>
               <w:rPr>
@@ -29595,7 +29595,7 @@
                 <w:rFonts w:ascii="Calibri" w:hAnsi="Calibri"/>
                 <w:sz w:val="20"/>
               </w:rPr>
-              <w:t xml:space="preserve">N = 1,637</w:t>
+              <w:t xml:space="preserve">N = 1,641</w:t>
             </w:r>
             <w:r>
               <w:rPr>
@@ -29658,7 +29658,7 @@
                 <w:rFonts w:ascii="Calibri" w:hAnsi="Calibri"/>
                 <w:sz w:val="20"/>
               </w:rPr>
-              <w:t xml:space="default">3,696 (40.8%)</w:t>
+              <w:t xml:space="default">3,699 (40.7%)</w:t>
             </w:r>
           </w:p>
         </w:tc>
@@ -29706,31 +29706,31 @@
                 <w:rFonts w:ascii="Calibri" w:hAnsi="Calibri"/>
                 <w:sz w:val="20"/>
               </w:rPr>
-              <w:t xml:space="default">536 (22.4%)</w:t>
-            </w:r>
-          </w:p>
-        </w:tc>
-        <w:tc>
-          <w:tcPr>
-            <w:tcBorders>
-              <w:top w:val="single" w:space="0" w:color="D3D3D3"/>
-              <w:bottom w:val="single" w:space="0" w:color="D3D3D3"/>
-              <w:start w:val="single" w:space="0" w:color="D3D3D3"/>
-              <w:end w:val="single" w:space="0" w:color="D3D3D3"/>
-            </w:tcBorders>
-          </w:tcPr>
-          <w:p>
-            <w:pPr>
-              <w:spacing w:before="0" w:after="60"/>
-              <w:keepNext/>
-              <w:jc w:val="center"/>
-            </w:pPr>
-            <w:r>
-              <w:rPr>
-                <w:rFonts w:ascii="Calibri" w:hAnsi="Calibri"/>
-                <w:sz w:val="20"/>
-              </w:rPr>
-              <w:t xml:space="default">409 (19.8%)</w:t>
+              <w:t xml:space="default">538 (22.4%)</w:t>
+            </w:r>
+          </w:p>
+        </w:tc>
+        <w:tc>
+          <w:tcPr>
+            <w:tcBorders>
+              <w:top w:val="single" w:space="0" w:color="D3D3D3"/>
+              <w:bottom w:val="single" w:space="0" w:color="D3D3D3"/>
+              <w:start w:val="single" w:space="0" w:color="D3D3D3"/>
+              <w:end w:val="single" w:space="0" w:color="D3D3D3"/>
+            </w:tcBorders>
+          </w:tcPr>
+          <w:p>
+            <w:pPr>
+              <w:spacing w:before="0" w:after="60"/>
+              <w:keepNext/>
+              <w:jc w:val="center"/>
+            </w:pPr>
+            <w:r>
+              <w:rPr>
+                <w:rFonts w:ascii="Calibri" w:hAnsi="Calibri"/>
+                <w:sz w:val="20"/>
+              </w:rPr>
+              <w:t xml:space="default">410 (19.7%)</w:t>
             </w:r>
           </w:p>
         </w:tc>
@@ -29808,7 +29808,7 @@
                 <w:rFonts w:ascii="Calibri" w:hAnsi="Calibri"/>
                 <w:sz w:val="20"/>
               </w:rPr>
-              <w:t xml:space="default">3,697 (40.9%)</w:t>
+              <w:t xml:space="default">3,700 (40.8%)</w:t>
             </w:r>
           </w:p>
         </w:tc>
@@ -29856,31 +29856,31 @@
                 <w:rFonts w:ascii="Calibri" w:hAnsi="Calibri"/>
                 <w:sz w:val="20"/>
               </w:rPr>
-              <w:t xml:space="default">534 (22.4%)</w:t>
-            </w:r>
-          </w:p>
-        </w:tc>
-        <w:tc>
-          <w:tcPr>
-            <w:tcBorders>
-              <w:top w:val="single" w:space="0" w:color="D3D3D3"/>
-              <w:bottom w:val="single" w:space="0" w:color="D3D3D3"/>
-              <w:start w:val="single" w:space="0" w:color="D3D3D3"/>
-              <w:end w:val="single" w:space="0" w:color="D3D3D3"/>
-            </w:tcBorders>
-          </w:tcPr>
-          <w:p>
-            <w:pPr>
-              <w:spacing w:before="0" w:after="60"/>
-              <w:keepNext/>
-              <w:jc w:val="center"/>
-            </w:pPr>
-            <w:r>
-              <w:rPr>
-                <w:rFonts w:ascii="Calibri" w:hAnsi="Calibri"/>
-                <w:sz w:val="20"/>
-              </w:rPr>
-              <w:t xml:space="default">411 (19.9%)</w:t>
+              <w:t xml:space="default">536 (22.3%)</w:t>
+            </w:r>
+          </w:p>
+        </w:tc>
+        <w:tc>
+          <w:tcPr>
+            <w:tcBorders>
+              <w:top w:val="single" w:space="0" w:color="D3D3D3"/>
+              <w:bottom w:val="single" w:space="0" w:color="D3D3D3"/>
+              <w:start w:val="single" w:space="0" w:color="D3D3D3"/>
+              <w:end w:val="single" w:space="0" w:color="D3D3D3"/>
+            </w:tcBorders>
+          </w:tcPr>
+          <w:p>
+            <w:pPr>
+              <w:spacing w:before="0" w:after="60"/>
+              <w:keepNext/>
+              <w:jc w:val="center"/>
+            </w:pPr>
+            <w:r>
+              <w:rPr>
+                <w:rFonts w:ascii="Calibri" w:hAnsi="Calibri"/>
+                <w:sz w:val="20"/>
+              </w:rPr>
+              <w:t xml:space="default">412 (19.8%)</w:t>
             </w:r>
           </w:p>
         </w:tc>
@@ -29958,7 +29958,7 @@
                 <w:rFonts w:ascii="Calibri" w:hAnsi="Calibri"/>
                 <w:sz w:val="20"/>
               </w:rPr>
-              <w:t xml:space="default">3,163 (34.9%)</w:t>
+              <w:t xml:space="default">3,167 (34.9%)</w:t>
             </w:r>
           </w:p>
         </w:tc>
@@ -30006,31 +30006,31 @@
                 <w:rFonts w:ascii="Calibri" w:hAnsi="Calibri"/>
                 <w:sz w:val="20"/>
               </w:rPr>
-              <w:t xml:space="default">502 (21.0%)</w:t>
-            </w:r>
-          </w:p>
-        </w:tc>
-        <w:tc>
-          <w:tcPr>
-            <w:tcBorders>
-              <w:top w:val="single" w:space="0" w:color="D3D3D3"/>
-              <w:bottom w:val="single" w:space="0" w:color="D3D3D3"/>
-              <w:start w:val="single" w:space="0" w:color="D3D3D3"/>
-              <w:end w:val="single" w:space="0" w:color="D3D3D3"/>
-            </w:tcBorders>
-          </w:tcPr>
-          <w:p>
-            <w:pPr>
-              <w:spacing w:before="0" w:after="60"/>
-              <w:keepNext/>
-              <w:jc w:val="center"/>
-            </w:pPr>
-            <w:r>
-              <w:rPr>
-                <w:rFonts w:ascii="Calibri" w:hAnsi="Calibri"/>
-                <w:sz w:val="20"/>
-              </w:rPr>
-              <w:t xml:space="default">411 (19.9%)</w:t>
+              <w:t xml:space="default">504 (21.0%)</w:t>
+            </w:r>
+          </w:p>
+        </w:tc>
+        <w:tc>
+          <w:tcPr>
+            <w:tcBorders>
+              <w:top w:val="single" w:space="0" w:color="D3D3D3"/>
+              <w:bottom w:val="single" w:space="0" w:color="D3D3D3"/>
+              <w:start w:val="single" w:space="0" w:color="D3D3D3"/>
+              <w:end w:val="single" w:space="0" w:color="D3D3D3"/>
+            </w:tcBorders>
+          </w:tcPr>
+          <w:p>
+            <w:pPr>
+              <w:spacing w:before="0" w:after="60"/>
+              <w:keepNext/>
+              <w:jc w:val="center"/>
+            </w:pPr>
+            <w:r>
+              <w:rPr>
+                <w:rFonts w:ascii="Calibri" w:hAnsi="Calibri"/>
+                <w:sz w:val="20"/>
+              </w:rPr>
+              <w:t xml:space="default">413 (19.8%)</w:t>
             </w:r>
           </w:p>
         </w:tc>
@@ -30108,7 +30108,7 @@
                 <w:rFonts w:ascii="Calibri" w:hAnsi="Calibri"/>
                 <w:sz w:val="20"/>
               </w:rPr>
-              <w:t xml:space="default">3,164 (35.0%)</w:t>
+              <w:t xml:space="default">3,168 (34.9%)</w:t>
             </w:r>
           </w:p>
         </w:tc>
@@ -30156,31 +30156,31 @@
                 <w:rFonts w:ascii="Calibri" w:hAnsi="Calibri"/>
                 <w:sz w:val="20"/>
               </w:rPr>
-              <w:t xml:space="default">500 (20.9%)</w:t>
-            </w:r>
-          </w:p>
-        </w:tc>
-        <w:tc>
-          <w:tcPr>
-            <w:tcBorders>
-              <w:top w:val="single" w:space="0" w:color="D3D3D3"/>
-              <w:bottom w:val="single" w:space="0" w:color="D3D3D3"/>
-              <w:start w:val="single" w:space="0" w:color="D3D3D3"/>
-              <w:end w:val="single" w:space="0" w:color="D3D3D3"/>
-            </w:tcBorders>
-          </w:tcPr>
-          <w:p>
-            <w:pPr>
-              <w:spacing w:before="0" w:after="60"/>
-              <w:keepNext/>
-              <w:jc w:val="center"/>
-            </w:pPr>
-            <w:r>
-              <w:rPr>
-                <w:rFonts w:ascii="Calibri" w:hAnsi="Calibri"/>
-                <w:sz w:val="20"/>
-              </w:rPr>
-              <w:t xml:space="default">411 (19.9%)</w:t>
+              <w:t xml:space="default">502 (20.9%)</w:t>
+            </w:r>
+          </w:p>
+        </w:tc>
+        <w:tc>
+          <w:tcPr>
+            <w:tcBorders>
+              <w:top w:val="single" w:space="0" w:color="D3D3D3"/>
+              <w:bottom w:val="single" w:space="0" w:color="D3D3D3"/>
+              <w:start w:val="single" w:space="0" w:color="D3D3D3"/>
+              <w:end w:val="single" w:space="0" w:color="D3D3D3"/>
+            </w:tcBorders>
+          </w:tcPr>
+          <w:p>
+            <w:pPr>
+              <w:spacing w:before="0" w:after="60"/>
+              <w:keepNext/>
+              <w:jc w:val="center"/>
+            </w:pPr>
+            <w:r>
+              <w:rPr>
+                <w:rFonts w:ascii="Calibri" w:hAnsi="Calibri"/>
+                <w:sz w:val="20"/>
+              </w:rPr>
+              <w:t xml:space="default">413 (19.8%)</w:t>
             </w:r>
           </w:p>
         </w:tc>
@@ -30558,7 +30558,7 @@
                 <w:rFonts w:ascii="Calibri" w:hAnsi="Calibri"/>
                 <w:sz w:val="20"/>
               </w:rPr>
-              <w:t xml:space="default">85 (2.1%)</w:t>
+              <w:t xml:space="default">85 (2.0%)</w:t>
             </w:r>
           </w:p>
         </w:tc>
@@ -30848,7 +30848,7 @@
                 <w:rFonts w:ascii="Calibri" w:hAnsi="Calibri"/>
                 <w:sz w:val="20"/>
               </w:rPr>
-              <w:t xml:space="preserve">N = 6,235</w:t>
+              <w:t xml:space="preserve">N = 6,264</w:t>
             </w:r>
             <w:r>
               <w:rPr>
@@ -30900,7 +30900,7 @@
                 <w:rFonts w:ascii="Calibri" w:hAnsi="Calibri"/>
                 <w:sz w:val="20"/>
               </w:rPr>
-              <w:t xml:space="preserve">N = 2,488</w:t>
+              <w:t xml:space="preserve">N = 2,498</w:t>
             </w:r>
             <w:r>
               <w:rPr>
@@ -30952,7 +30952,7 @@
                 <w:rFonts w:ascii="Calibri" w:hAnsi="Calibri"/>
                 <w:sz w:val="20"/>
               </w:rPr>
-              <w:t xml:space="preserve">N = 2,110</w:t>
+              <w:t xml:space="preserve">N = 2,125</w:t>
             </w:r>
             <w:r>
               <w:rPr>
@@ -31005,7 +31005,7 @@
                 <w:rFonts w:ascii="Calibri" w:hAnsi="Calibri"/>
                 <w:sz w:val="20"/>
               </w:rPr>
-              <w:t xml:space="preserve">N = 1,637</w:t>
+              <w:t xml:space="preserve">N = 1,641</w:t>
             </w:r>
             <w:r>
               <w:rPr>
@@ -31068,7 +31068,7 @@
                 <w:rFonts w:ascii="Calibri" w:hAnsi="Calibri"/>
                 <w:sz w:val="20"/>
               </w:rPr>
-              <w:t xml:space="default">453 (15.4%)</w:t>
+              <w:t xml:space="default">455 (15.4%)</w:t>
             </w:r>
           </w:p>
         </w:tc>
@@ -31116,7 +31116,7 @@
                 <w:rFonts w:ascii="Calibri" w:hAnsi="Calibri"/>
                 <w:sz w:val="20"/>
               </w:rPr>
-              <w:t xml:space="default">154 (15.2%)</w:t>
+              <w:t xml:space="default">156 (15.3%)</w:t>
             </w:r>
           </w:p>
         </w:tc>
@@ -31319,7 +31319,7 @@
                 <w:rFonts w:ascii="Calibri" w:hAnsi="Calibri"/>
                 <w:sz w:val="20"/>
               </w:rPr>
-              <w:t xml:space="default">53 (11.8%)</w:t>
+              <w:t xml:space="default">54 (11.9%)</w:t>
             </w:r>
           </w:p>
         </w:tc>
@@ -31367,7 +31367,7 @@
                 <w:rFonts w:ascii="Calibri" w:hAnsi="Calibri"/>
                 <w:sz w:val="20"/>
               </w:rPr>
-              <w:t xml:space="default">18 (11.7%)</w:t>
+              <w:t xml:space="default">19 (12.2%)</w:t>
             </w:r>
           </w:p>
         </w:tc>
@@ -31492,7 +31492,7 @@
                 <w:rFonts w:ascii="Calibri" w:hAnsi="Calibri"/>
                 <w:sz w:val="20"/>
               </w:rPr>
-              <w:t xml:space="default">17 (11.0%)</w:t>
+              <w:t xml:space="default">17 (10.9%)</w:t>
             </w:r>
           </w:p>
         </w:tc>
@@ -31569,7 +31569,7 @@
                 <w:rFonts w:ascii="Calibri" w:hAnsi="Calibri"/>
                 <w:sz w:val="20"/>
               </w:rPr>
-              <w:t xml:space="default">54 (12.0%)</w:t>
+              <w:t xml:space="default">54 (11.9%)</w:t>
             </w:r>
           </w:p>
         </w:tc>
@@ -31617,7 +31617,7 @@
                 <w:rFonts w:ascii="Calibri" w:hAnsi="Calibri"/>
                 <w:sz w:val="20"/>
               </w:rPr>
-              <w:t xml:space="default">16 (10.4%)</w:t>
+              <w:t xml:space="default">16 (10.3%)</w:t>
             </w:r>
           </w:p>
         </w:tc>
@@ -31694,7 +31694,7 @@
                 <w:rFonts w:ascii="Calibri" w:hAnsi="Calibri"/>
                 <w:sz w:val="20"/>
               </w:rPr>
-              <w:t xml:space="default">34 (7.6%)</w:t>
+              <w:t xml:space="default">34 (7.5%)</w:t>
             </w:r>
           </w:p>
         </w:tc>
@@ -31867,7 +31867,7 @@
                 <w:rFonts w:ascii="Calibri" w:hAnsi="Calibri"/>
                 <w:sz w:val="20"/>
               </w:rPr>
-              <w:t xml:space="default">10 (6.5%)</w:t>
+              <w:t xml:space="default">10 (6.4%)</w:t>
             </w:r>
           </w:p>
         </w:tc>
@@ -31944,7 +31944,7 @@
                 <w:rFonts w:ascii="Calibri" w:hAnsi="Calibri"/>
                 <w:sz w:val="20"/>
               </w:rPr>
-              <w:t xml:space="default">229 (50.9%)</w:t>
+              <w:t xml:space="default">230 (50.9%)</w:t>
             </w:r>
           </w:p>
         </w:tc>
@@ -31992,7 +31992,7 @@
                 <w:rFonts w:ascii="Calibri" w:hAnsi="Calibri"/>
                 <w:sz w:val="20"/>
               </w:rPr>
-              <w:t xml:space="default">82 (53.2%)</w:t>
+              <w:t xml:space="default">83 (53.2%)</w:t>
             </w:r>
           </w:p>
         </w:tc>
@@ -32195,7 +32195,7 @@
                 <w:rFonts w:ascii="Calibri" w:hAnsi="Calibri"/>
                 <w:sz w:val="20"/>
               </w:rPr>
-              <w:t xml:space="default">279 (4.5%)</w:t>
+              <w:t xml:space="default">281 (4.5%)</w:t>
             </w:r>
           </w:p>
         </w:tc>
@@ -32243,31 +32243,31 @@
                 <w:rFonts w:ascii="Calibri" w:hAnsi="Calibri"/>
                 <w:sz w:val="20"/>
               </w:rPr>
-              <w:t xml:space="default">95 (4.5%)</w:t>
-            </w:r>
-          </w:p>
-        </w:tc>
-        <w:tc>
-          <w:tcPr>
-            <w:tcBorders>
-              <w:top w:val="single" w:space="0" w:color="D3D3D3"/>
-              <w:bottom w:val="single" w:space="0" w:color="D3D3D3"/>
-              <w:start w:val="single" w:space="0" w:color="D3D3D3"/>
-              <w:end w:val="single" w:space="0" w:color="D3D3D3"/>
-            </w:tcBorders>
-          </w:tcPr>
-          <w:p>
-            <w:pPr>
-              <w:spacing w:before="0" w:after="60"/>
-              <w:keepNext/>
-              <w:jc w:val="center"/>
-            </w:pPr>
-            <w:r>
-              <w:rPr>
-                <w:rFonts w:ascii="Calibri" w:hAnsi="Calibri"/>
-                <w:sz w:val="20"/>
-              </w:rPr>
-              <w:t xml:space="default">91 (5.6%)</w:t>
+              <w:t xml:space="default">97 (4.6%)</w:t>
+            </w:r>
+          </w:p>
+        </w:tc>
+        <w:tc>
+          <w:tcPr>
+            <w:tcBorders>
+              <w:top w:val="single" w:space="0" w:color="D3D3D3"/>
+              <w:bottom w:val="single" w:space="0" w:color="D3D3D3"/>
+              <w:start w:val="single" w:space="0" w:color="D3D3D3"/>
+              <w:end w:val="single" w:space="0" w:color="D3D3D3"/>
+            </w:tcBorders>
+          </w:tcPr>
+          <w:p>
+            <w:pPr>
+              <w:spacing w:before="0" w:after="60"/>
+              <w:keepNext/>
+              <w:jc w:val="center"/>
+            </w:pPr>
+            <w:r>
+              <w:rPr>
+                <w:rFonts w:ascii="Calibri" w:hAnsi="Calibri"/>
+                <w:sz w:val="20"/>
+              </w:rPr>
+              <w:t xml:space="default">91 (5.5%)</w:t>
             </w:r>
           </w:p>
         </w:tc>
@@ -32369,7 +32369,7 @@
                 <w:rFonts w:ascii="Calibri" w:hAnsi="Calibri"/>
                 <w:sz w:val="20"/>
               </w:rPr>
-              <w:t xml:space="default">54 (2.6%)</w:t>
+              <w:t xml:space="default">54 (2.5%)</w:t>
             </w:r>
           </w:p>
         </w:tc>
@@ -32979,7 +32979,7 @@
                 <w:rFonts w:ascii="Calibri" w:hAnsi="Calibri"/>
                 <w:sz w:val="20"/>
               </w:rPr>
-              <w:t xml:space="default">4.47 (0.52)</w:t>
+              <w:t xml:space="default">4.47 (0.51)</w:t>
             </w:r>
           </w:p>
         </w:tc>
@@ -33501,7 +33501,7 @@
                 <w:rFonts w:ascii="Calibri" w:hAnsi="Calibri"/>
                 <w:sz w:val="20"/>
               </w:rPr>
-              <w:t xml:space="default">4.43 (0.5)</w:t>
+              <w:t xml:space="default">4.44 (0.5)</w:t>
             </w:r>
           </w:p>
         </w:tc>
@@ -33994,7 +33994,7 @@
                 <w:rFonts w:ascii="Calibri" w:hAnsi="Calibri"/>
                 <w:sz w:val="20"/>
               </w:rPr>
-              <w:t xml:space="default">4.38 (0.58)</w:t>
+              <w:t xml:space="default">4.38 (0.57)</w:t>
             </w:r>
           </w:p>
         </w:tc>
@@ -35458,7 +35458,7 @@
                 <w:rFonts w:ascii="Calibri" w:hAnsi="Calibri"/>
                 <w:sz w:val="20"/>
               </w:rPr>
-              <w:t xml:space="default">4.6 (0.5)</w:t>
+              <w:t xml:space="default">4.6 (0.49)</w:t>
             </w:r>
           </w:p>
         </w:tc>
@@ -37329,7 +37329,7 @@
                 <w:rFonts w:ascii="Calibri" w:hAnsi="Calibri"/>
                 <w:sz w:val="20"/>
               </w:rPr>
-              <w:t xml:space="default">4.6 (0.5)</w:t>
+              <w:t xml:space="default">4.6 (0.49)</w:t>
             </w:r>
           </w:p>
         </w:tc>
